--- a/Resultados/Tesina (1).docx
+++ b/Resultados/Tesina (1).docx
@@ -3269,23 +3269,7 @@
                 <w:rFonts w:ascii="Times New Roman" w:eastAsia="Times New Roman" w:hAnsi="Times New Roman" w:cs="Times New Roman"/>
                 <w:noProof/>
               </w:rPr>
-              <w:t>Actualización</w:t>
-            </w:r>
-            <w:r>
-              <w:rPr>
-                <w:rStyle w:val="Hyperlink"/>
-                <w:rFonts w:ascii="Times New Roman" w:eastAsia="Times New Roman" w:hAnsi="Times New Roman" w:cs="Times New Roman"/>
-                <w:noProof/>
-              </w:rPr>
-              <w:t xml:space="preserve"> </w:t>
-            </w:r>
-            <w:r>
-              <w:rPr>
-                <w:rStyle w:val="Hyperlink"/>
-                <w:rFonts w:ascii="Times New Roman" w:eastAsia="Times New Roman" w:hAnsi="Times New Roman" w:cs="Times New Roman"/>
-                <w:noProof/>
-              </w:rPr>
-              <w:t>y exclusión de siniestros</w:t>
+              <w:t>Actualización y exclusión de siniestros</w:t>
             </w:r>
             <w:r>
               <w:rPr>
@@ -5712,7 +5696,17 @@
               <w:sz w:val="24"/>
               <w:szCs w:val="24"/>
             </w:rPr>
-            <w:t xml:space="preserve"> (Superintendencia de Seguros de la Nación, 2025)</w:t>
+            <w:t xml:space="preserve"> </w:t>
+          </w:r>
+          <w:r>
+            <w:rPr>
+              <w:rFonts w:ascii="Times New Roman" w:eastAsia="Times New Roman" w:hAnsi="Times New Roman" w:cs="Times New Roman"/>
+              <w:noProof/>
+              <w:color w:val="000000" w:themeColor="text1"/>
+              <w:sz w:val="24"/>
+              <w:szCs w:val="24"/>
+            </w:rPr>
+            <w:t>(Superintendencia de Seguros de la Nación, 2025)</w:t>
           </w:r>
           <w:r>
             <w:rPr>
@@ -6556,7 +6550,16 @@
               <w:sz w:val="24"/>
               <w:szCs w:val="24"/>
             </w:rPr>
-            <w:t xml:space="preserve"> (Superintendencia de Seguros de la Nación, 2025)</w:t>
+            <w:t xml:space="preserve"> </w:t>
+          </w:r>
+          <w:r>
+            <w:rPr>
+              <w:rFonts w:ascii="Times New Roman" w:eastAsia="Times New Roman" w:hAnsi="Times New Roman" w:cs="Times New Roman"/>
+              <w:noProof/>
+              <w:sz w:val="24"/>
+              <w:szCs w:val="24"/>
+            </w:rPr>
+            <w:t>(Superintendencia de Seguros de la Nación, 2025)</w:t>
           </w:r>
           <w:r>
             <w:rPr>
@@ -7480,23 +7483,37 @@
         </w:rPr>
         <w:t xml:space="preserve">. </w:t>
       </w:r>
-      <w:proofErr w:type="gramStart"/>
-      <w:r>
-        <w:rPr>
-          <w:rFonts w:ascii="Times New Roman" w:eastAsia="Times New Roman" w:hAnsi="Times New Roman" w:cs="Times New Roman"/>
-          <w:sz w:val="24"/>
-          <w:szCs w:val="24"/>
-        </w:rPr>
-        <w:t>Al día de hoy</w:t>
-      </w:r>
-      <w:proofErr w:type="gramEnd"/>
-      <w:r>
-        <w:rPr>
-          <w:rFonts w:ascii="Times New Roman" w:eastAsia="Times New Roman" w:hAnsi="Times New Roman" w:cs="Times New Roman"/>
-          <w:sz w:val="24"/>
-          <w:szCs w:val="24"/>
-        </w:rPr>
-        <w:t xml:space="preserve">, experimenta una clara tendencia de aumento de severidad, influido por factores como la inflación y la judicialización de los reclamos. </w:t>
+      <w:r>
+        <w:rPr>
+          <w:rFonts w:ascii="Times New Roman" w:eastAsia="Times New Roman" w:hAnsi="Times New Roman" w:cs="Times New Roman"/>
+          <w:sz w:val="24"/>
+          <w:szCs w:val="24"/>
+        </w:rPr>
+        <w:t>Hoy en día</w:t>
+      </w:r>
+      <w:r>
+        <w:rPr>
+          <w:rFonts w:ascii="Times New Roman" w:eastAsia="Times New Roman" w:hAnsi="Times New Roman" w:cs="Times New Roman"/>
+          <w:sz w:val="24"/>
+          <w:szCs w:val="24"/>
+        </w:rPr>
+        <w:t>,</w:t>
+      </w:r>
+      <w:r>
+        <w:rPr>
+          <w:rFonts w:ascii="Times New Roman" w:eastAsia="Times New Roman" w:hAnsi="Times New Roman" w:cs="Times New Roman"/>
+          <w:sz w:val="24"/>
+          <w:szCs w:val="24"/>
+        </w:rPr>
+        <w:t xml:space="preserve"> se</w:t>
+      </w:r>
+      <w:r>
+        <w:rPr>
+          <w:rFonts w:ascii="Times New Roman" w:eastAsia="Times New Roman" w:hAnsi="Times New Roman" w:cs="Times New Roman"/>
+          <w:sz w:val="24"/>
+          <w:szCs w:val="24"/>
+        </w:rPr>
+        <w:t xml:space="preserve"> experimenta una clara tendencia de aumento de severidad, influido por factores como la inflación y la judicialización de los reclamos. </w:t>
       </w:r>
       <w:r>
         <w:rPr>
@@ -7525,40 +7542,54 @@
           <w:szCs w:val="24"/>
         </w:rPr>
       </w:pPr>
-      <w:sdt>
-        <w:sdtPr>
-          <w:rPr>
-            <w:rFonts w:ascii="Times New Roman" w:hAnsi="Times New Roman" w:cs="Times New Roman"/>
-          </w:rPr>
-          <w:tag w:val="goog_rdk_13"/>
-          <w:id w:val="-1912966208"/>
-        </w:sdtPr>
-        <w:sdtContent>
-          <w:commentRangeStart w:id="10"/>
-        </w:sdtContent>
-      </w:sdt>
-      <w:r>
-        <w:rPr>
-          <w:rFonts w:ascii="Times New Roman" w:eastAsia="Times New Roman" w:hAnsi="Times New Roman" w:cs="Times New Roman"/>
-          <w:sz w:val="24"/>
-          <w:szCs w:val="24"/>
-        </w:rPr>
-        <w:t>Si bien en Latinoamérica</w:t>
-      </w:r>
-      <w:commentRangeEnd w:id="10"/>
       <w:r>
         <w:rPr>
           <w:rFonts w:ascii="Times New Roman" w:hAnsi="Times New Roman" w:cs="Times New Roman"/>
-        </w:rPr>
-        <w:commentReference w:id="10"/>
-      </w:r>
-      <w:r>
-        <w:rPr>
-          <w:rFonts w:ascii="Times New Roman" w:eastAsia="Times New Roman" w:hAnsi="Times New Roman" w:cs="Times New Roman"/>
-          <w:sz w:val="24"/>
-          <w:szCs w:val="24"/>
-        </w:rPr>
-        <w:t xml:space="preserve"> también se observa un aumento leve pero sostenido en la severidad de los siniestros automotores asociado a la inflación, en varios mercados de la región, su impacto tiende a ser más moderado. Esto se explica, en parte, por una mayor capacidad de ajuste tarifario y prácticas de gestión más flexibles, apoyadas en marcos más prudenciales, orientados a solvencia y estándares de trazabilidad y transparencia. En algunos casos, existe además una convergencia hacia normativas internacionales como Solvencia 2 o IFRS 17. En este contexto, los ajustes de precios y de condiciones de suscripción suelen darse con información comparable y de mejor calidad, reduciendo así, descalces que dificulten la solvencia de la compañía y ayudando a mantener patrones de pago y de liquidación relativamente más estables.</w:t>
+          <w:sz w:val="24"/>
+          <w:szCs w:val="24"/>
+        </w:rPr>
+        <w:t xml:space="preserve">Según </w:t>
+      </w:r>
+      <w:r>
+        <w:rPr>
+          <w:rFonts w:ascii="Times New Roman" w:hAnsi="Times New Roman" w:cs="Times New Roman"/>
+          <w:noProof/>
+          <w:sz w:val="24"/>
+          <w:szCs w:val="24"/>
+        </w:rPr>
+        <w:t>Swiss Re Institute (2024), s</w:t>
+      </w:r>
+      <w:r>
+        <w:rPr>
+          <w:rFonts w:ascii="Times New Roman" w:eastAsia="Times New Roman" w:hAnsi="Times New Roman" w:cs="Times New Roman"/>
+          <w:sz w:val="24"/>
+          <w:szCs w:val="24"/>
+        </w:rPr>
+        <w:t xml:space="preserve">i bien en Latinoamérica también se observa un aumento leve pero sostenido en la severidad </w:t>
+      </w:r>
+      <w:r>
+        <w:rPr>
+          <w:rFonts w:ascii="Times New Roman" w:eastAsia="Times New Roman" w:hAnsi="Times New Roman" w:cs="Times New Roman"/>
+          <w:sz w:val="24"/>
+          <w:szCs w:val="24"/>
+        </w:rPr>
+        <w:t>de los siniestros automotores asociado a la inflación, en varios mercados de la región, su impacto tiende a ser más moderado</w:t>
+      </w:r>
+      <w:r>
+        <w:rPr>
+          <w:rFonts w:ascii="Times New Roman" w:eastAsia="Times New Roman" w:hAnsi="Times New Roman" w:cs="Times New Roman"/>
+          <w:sz w:val="24"/>
+          <w:szCs w:val="24"/>
+        </w:rPr>
+        <w:t xml:space="preserve"> (pp. 5-12)</w:t>
+      </w:r>
+      <w:r>
+        <w:rPr>
+          <w:rFonts w:ascii="Times New Roman" w:eastAsia="Times New Roman" w:hAnsi="Times New Roman" w:cs="Times New Roman"/>
+          <w:sz w:val="24"/>
+          <w:szCs w:val="24"/>
+        </w:rPr>
+        <w:t>. Esto se explica, en parte, por una mayor capacidad de ajuste tarifario y prácticas de gestión más flexibles, apoyadas en marcos más prudenciales, orientados a solvencia y estándares de trazabilidad y transparencia. En algunos casos, existe además una convergencia hacia normativas internacionales como Solvencia 2 o IFRS 17. En este contexto, los ajustes de precios y de condiciones de suscripción suelen darse con información comparable y de mejor calidad, reduciendo así, descalces que dificulten la solvencia de la compañía y ayudando a mantener patrones de pago y de liquidación relativamente más estables.</w:t>
       </w:r>
     </w:p>
     <w:p>
@@ -7633,7 +7664,16 @@
               <w:sz w:val="24"/>
               <w:szCs w:val="24"/>
             </w:rPr>
-            <w:t xml:space="preserve"> (Superintencencia de Seguros de la Nación, 2023)</w:t>
+            <w:t xml:space="preserve"> </w:t>
+          </w:r>
+          <w:r>
+            <w:rPr>
+              <w:rFonts w:ascii="Times New Roman" w:eastAsia="Times New Roman" w:hAnsi="Times New Roman" w:cs="Times New Roman"/>
+              <w:noProof/>
+              <w:sz w:val="24"/>
+              <w:szCs w:val="24"/>
+            </w:rPr>
+            <w:t>(Superintencencia de Seguros de la Nación, 2023)</w:t>
           </w:r>
           <w:r>
             <w:rPr>
@@ -7695,7 +7735,16 @@
               <w:sz w:val="24"/>
               <w:szCs w:val="24"/>
             </w:rPr>
-            <w:t xml:space="preserve"> (Superintendencia de Seguros de la Nación, 2025)</w:t>
+            <w:t xml:space="preserve"> </w:t>
+          </w:r>
+          <w:r>
+            <w:rPr>
+              <w:rFonts w:ascii="Times New Roman" w:eastAsia="Times New Roman" w:hAnsi="Times New Roman" w:cs="Times New Roman"/>
+              <w:noProof/>
+              <w:sz w:val="24"/>
+              <w:szCs w:val="24"/>
+            </w:rPr>
+            <w:t>(Superintendencia de Seguros de la Nación, 2025)</w:t>
           </w:r>
           <w:r>
             <w:rPr>
@@ -7757,7 +7806,16 @@
               <w:sz w:val="24"/>
               <w:szCs w:val="24"/>
             </w:rPr>
-            <w:t xml:space="preserve"> (Superintendencia de Seguros de la Nación, 2014)</w:t>
+            <w:t xml:space="preserve"> </w:t>
+          </w:r>
+          <w:r>
+            <w:rPr>
+              <w:rFonts w:ascii="Times New Roman" w:eastAsia="Times New Roman" w:hAnsi="Times New Roman" w:cs="Times New Roman"/>
+              <w:noProof/>
+              <w:sz w:val="24"/>
+              <w:szCs w:val="24"/>
+            </w:rPr>
+            <w:t>(Superintendencia de Seguros de la Nación, 2014)</w:t>
           </w:r>
           <w:r>
             <w:rPr>
@@ -7802,14 +7860,14 @@
           <w:rFonts w:ascii="Times New Roman" w:eastAsia="Times New Roman" w:hAnsi="Times New Roman" w:cs="Times New Roman"/>
         </w:rPr>
       </w:pPr>
-      <w:bookmarkStart w:id="11" w:name="_Toc221446731"/>
+      <w:bookmarkStart w:id="10" w:name="_Toc221446731"/>
       <w:r>
         <w:rPr>
           <w:rFonts w:ascii="Times New Roman" w:eastAsia="Times New Roman" w:hAnsi="Times New Roman" w:cs="Times New Roman"/>
         </w:rPr>
         <w:t>Antecedentes de normativas locales</w:t>
       </w:r>
-      <w:bookmarkEnd w:id="11"/>
+      <w:bookmarkEnd w:id="10"/>
     </w:p>
     <w:p>
       <w:pPr>
@@ -7825,14 +7883,14 @@
           <w:rFonts w:ascii="Times New Roman" w:eastAsia="Times New Roman" w:hAnsi="Times New Roman" w:cs="Times New Roman"/>
         </w:rPr>
       </w:pPr>
-      <w:bookmarkStart w:id="12" w:name="_Toc221446732"/>
+      <w:bookmarkStart w:id="11" w:name="_Toc221446732"/>
       <w:r>
         <w:rPr>
           <w:rFonts w:ascii="Times New Roman" w:eastAsia="Times New Roman" w:hAnsi="Times New Roman" w:cs="Times New Roman"/>
         </w:rPr>
         <w:t>Resolución 287/2025</w:t>
       </w:r>
-      <w:bookmarkEnd w:id="12"/>
+      <w:bookmarkEnd w:id="11"/>
     </w:p>
     <w:p>
       <w:pPr>
@@ -7908,7 +7966,17 @@
               <w:sz w:val="24"/>
               <w:szCs w:val="24"/>
             </w:rPr>
-            <w:t xml:space="preserve"> (Superintendencia de Seguros de la Nación, 2025)</w:t>
+            <w:t xml:space="preserve"> </w:t>
+          </w:r>
+          <w:r>
+            <w:rPr>
+              <w:rFonts w:ascii="Times New Roman" w:eastAsia="Times New Roman" w:hAnsi="Times New Roman" w:cs="Times New Roman"/>
+              <w:noProof/>
+              <w:color w:val="000000" w:themeColor="text1"/>
+              <w:sz w:val="24"/>
+              <w:szCs w:val="24"/>
+            </w:rPr>
+            <w:t>(Superintendencia de Seguros de la Nación, 2025)</w:t>
           </w:r>
           <w:r>
             <w:rPr>
@@ -7998,14 +8066,14 @@
           <w:rFonts w:ascii="Times New Roman" w:eastAsia="Times New Roman" w:hAnsi="Times New Roman" w:cs="Times New Roman"/>
         </w:rPr>
       </w:pPr>
-      <w:bookmarkStart w:id="13" w:name="_Toc221446733"/>
+      <w:bookmarkStart w:id="12" w:name="_Toc221446733"/>
       <w:r>
         <w:rPr>
           <w:rFonts w:ascii="Times New Roman" w:eastAsia="Times New Roman" w:hAnsi="Times New Roman" w:cs="Times New Roman"/>
         </w:rPr>
         <w:t>Antecedentes de normativas internacionales</w:t>
       </w:r>
-      <w:bookmarkEnd w:id="13"/>
+      <w:bookmarkEnd w:id="12"/>
     </w:p>
     <w:p>
       <w:pPr>
@@ -8191,7 +8259,16 @@
               <w:sz w:val="24"/>
               <w:szCs w:val="24"/>
             </w:rPr>
-            <w:t xml:space="preserve"> (International Accounting Standards Board, 2017)</w:t>
+            <w:t xml:space="preserve"> </w:t>
+          </w:r>
+          <w:r>
+            <w:rPr>
+              <w:rFonts w:ascii="Times New Roman" w:eastAsia="Times New Roman" w:hAnsi="Times New Roman" w:cs="Times New Roman"/>
+              <w:noProof/>
+              <w:sz w:val="24"/>
+              <w:szCs w:val="24"/>
+            </w:rPr>
+            <w:t>(International Accounting Standards Board, 2017)</w:t>
           </w:r>
           <w:r>
             <w:rPr>
@@ -8245,14 +8322,14 @@
           <w:rFonts w:ascii="Times New Roman" w:eastAsia="Times New Roman" w:hAnsi="Times New Roman" w:cs="Times New Roman"/>
         </w:rPr>
       </w:pPr>
-      <w:bookmarkStart w:id="14" w:name="_Toc221446734"/>
+      <w:bookmarkStart w:id="13" w:name="_Toc221446734"/>
       <w:r>
         <w:rPr>
           <w:rFonts w:ascii="Times New Roman" w:eastAsia="Times New Roman" w:hAnsi="Times New Roman" w:cs="Times New Roman"/>
         </w:rPr>
         <w:t>IFRS 17</w:t>
       </w:r>
-      <w:bookmarkEnd w:id="14"/>
+      <w:bookmarkEnd w:id="13"/>
     </w:p>
     <w:p>
       <w:pPr>
@@ -8314,7 +8391,16 @@
               <w:sz w:val="24"/>
               <w:szCs w:val="24"/>
             </w:rPr>
-            <w:t xml:space="preserve"> (International Accounting Standards Board, 2017)</w:t>
+            <w:t xml:space="preserve"> </w:t>
+          </w:r>
+          <w:r>
+            <w:rPr>
+              <w:rFonts w:ascii="Times New Roman" w:eastAsia="Times New Roman" w:hAnsi="Times New Roman" w:cs="Times New Roman"/>
+              <w:noProof/>
+              <w:sz w:val="24"/>
+              <w:szCs w:val="24"/>
+            </w:rPr>
+            <w:t>(International Accounting Standards Board, 2017)</w:t>
           </w:r>
           <w:r>
             <w:rPr>
@@ -9136,7 +9222,7 @@
         <w:t xml:space="preserve"> el modelo BBA como marco para la comparación del pasivo entre normativas ya que es el que más se asemeja a la normativa local.</w:t>
       </w:r>
     </w:p>
-    <w:bookmarkStart w:id="15" w:name="_Toc221446735"/>
+    <w:bookmarkStart w:id="14" w:name="_Toc221446735"/>
     <w:p>
       <w:pPr>
         <w:pStyle w:val="Heading1"/>
@@ -9164,7 +9250,7 @@
       <w:r>
         <w:t>Marco Metodológico</w:t>
       </w:r>
-      <w:bookmarkEnd w:id="15"/>
+      <w:bookmarkEnd w:id="14"/>
     </w:p>
     <w:p>
       <w:pPr>
@@ -9178,7 +9264,7 @@
           <w:szCs w:val="30"/>
         </w:rPr>
       </w:pPr>
-      <w:bookmarkStart w:id="16" w:name="_Toc221446736"/>
+      <w:bookmarkStart w:id="15" w:name="_Toc221446736"/>
       <w:r>
         <w:rPr>
           <w:sz w:val="30"/>
@@ -9186,7 +9272,7 @@
         </w:rPr>
         <w:t>Base de Datos</w:t>
       </w:r>
-      <w:bookmarkEnd w:id="16"/>
+      <w:bookmarkEnd w:id="15"/>
     </w:p>
     <w:p>
       <w:pPr>
@@ -9201,7 +9287,7 @@
           <w:szCs w:val="24"/>
         </w:rPr>
       </w:pPr>
-      <w:bookmarkStart w:id="17" w:name="_Toc221446737"/>
+      <w:bookmarkStart w:id="16" w:name="_Toc221446737"/>
       <w:r>
         <w:rPr>
           <w:sz w:val="28"/>
@@ -9209,7 +9295,7 @@
         </w:rPr>
         <w:t>Base de Siniestros</w:t>
       </w:r>
-      <w:bookmarkEnd w:id="17"/>
+      <w:bookmarkEnd w:id="16"/>
     </w:p>
     <w:p>
       <w:pPr>
@@ -9326,14 +9412,14 @@
           <w:rFonts w:ascii="Times New Roman" w:hAnsi="Times New Roman" w:cs="Times New Roman"/>
         </w:rPr>
       </w:pPr>
-      <w:bookmarkStart w:id="18" w:name="_Toc221446738"/>
+      <w:bookmarkStart w:id="17" w:name="_Toc221446738"/>
       <w:r>
         <w:rPr>
           <w:rFonts w:ascii="Times New Roman" w:hAnsi="Times New Roman" w:cs="Times New Roman"/>
         </w:rPr>
         <w:t>Segmentaciones y supuestos sobre la base de datos</w:t>
       </w:r>
-      <w:bookmarkEnd w:id="18"/>
+      <w:bookmarkEnd w:id="17"/>
     </w:p>
     <w:p>
       <w:pPr>
@@ -9554,14 +9640,14 @@
           <w:rFonts w:ascii="Times New Roman" w:eastAsia="Times New Roman" w:hAnsi="Times New Roman" w:cs="Times New Roman"/>
         </w:rPr>
       </w:pPr>
-      <w:bookmarkStart w:id="19" w:name="_Toc221446739"/>
+      <w:bookmarkStart w:id="18" w:name="_Toc221446739"/>
       <w:r>
         <w:rPr>
           <w:rFonts w:ascii="Times New Roman" w:eastAsia="Times New Roman" w:hAnsi="Times New Roman" w:cs="Times New Roman"/>
         </w:rPr>
         <w:t>Índice de actualización de Siniestros</w:t>
       </w:r>
-      <w:bookmarkEnd w:id="19"/>
+      <w:bookmarkEnd w:id="18"/>
     </w:p>
     <w:p>
       <w:pPr>
@@ -9742,7 +9828,16 @@
               <w:sz w:val="24"/>
               <w:szCs w:val="24"/>
             </w:rPr>
-            <w:t xml:space="preserve"> (Federación Argentina de Consejos Profesionales de Ciencias Económicas, 2018)</w:t>
+            <w:t xml:space="preserve"> </w:t>
+          </w:r>
+          <w:r>
+            <w:rPr>
+              <w:rFonts w:ascii="Times New Roman" w:eastAsia="Times New Roman" w:hAnsi="Times New Roman" w:cs="Times New Roman"/>
+              <w:noProof/>
+              <w:sz w:val="24"/>
+              <w:szCs w:val="24"/>
+            </w:rPr>
+            <w:t>(Federación Argentina de Consejos Profesionales de Ciencias Económicas, 2018)</w:t>
           </w:r>
           <w:r>
             <w:rPr>
@@ -9876,7 +9971,16 @@
               <w:sz w:val="24"/>
               <w:szCs w:val="24"/>
             </w:rPr>
-            <w:t xml:space="preserve"> (Federación Argentina de Consejos Profesionales de Ciencias Económicas, 2018)</w:t>
+            <w:t xml:space="preserve"> </w:t>
+          </w:r>
+          <w:r>
+            <w:rPr>
+              <w:rFonts w:ascii="Times New Roman" w:eastAsia="Times New Roman" w:hAnsi="Times New Roman" w:cs="Times New Roman"/>
+              <w:noProof/>
+              <w:sz w:val="24"/>
+              <w:szCs w:val="24"/>
+            </w:rPr>
+            <w:t>(Federación Argentina de Consejos Profesionales de Ciencias Económicas, 2018)</w:t>
           </w:r>
           <w:r>
             <w:rPr>
@@ -9933,14 +10037,14 @@
           <w:rFonts w:ascii="Times New Roman" w:eastAsia="Times New Roman" w:hAnsi="Times New Roman" w:cs="Times New Roman"/>
         </w:rPr>
       </w:pPr>
-      <w:bookmarkStart w:id="20" w:name="_Toc221446740"/>
+      <w:bookmarkStart w:id="19" w:name="_Toc221446740"/>
       <w:r>
         <w:rPr>
           <w:rFonts w:ascii="Times New Roman" w:eastAsia="Times New Roman" w:hAnsi="Times New Roman" w:cs="Times New Roman"/>
         </w:rPr>
         <w:t>Preprocesamiento de datos</w:t>
       </w:r>
-      <w:bookmarkEnd w:id="20"/>
+      <w:bookmarkEnd w:id="19"/>
     </w:p>
     <w:p>
       <w:pPr>
@@ -10214,23 +10318,12 @@
                 </m:den>
               </m:f>
               <m:r>
-                <m:rPr>
-                  <m:sty m:val="p"/>
-                </m:rPr>
                 <w:rPr>
                   <w:rFonts w:ascii="Cambria Math" w:eastAsia="Times New Roman" w:hAnsi="Cambria Math" w:cs="Times New Roman"/>
                   <w:sz w:val="24"/>
                   <w:szCs w:val="24"/>
                 </w:rPr>
-                <m:t xml:space="preserve"> </m:t>
-              </m:r>
-              <m:r>
-                <w:rPr>
-                  <w:rFonts w:ascii="Cambria Math" w:eastAsia="Times New Roman" w:hAnsi="Cambria Math" w:cs="Times New Roman"/>
-                  <w:sz w:val="24"/>
-                  <w:szCs w:val="24"/>
-                </w:rPr>
-                <m:t>#</m:t>
+                <m:t xml:space="preserve"> #</m:t>
               </m:r>
               <m:d>
                 <m:dPr>
@@ -10245,9 +10338,6 @@
                 </m:dPr>
                 <m:e>
                   <m:r>
-                    <m:rPr>
-                      <m:sty m:val="p"/>
-                    </m:rPr>
                     <w:rPr>
                       <w:rFonts w:ascii="Cambria Math" w:eastAsia="Times New Roman" w:hAnsi="Cambria Math" w:cs="Times New Roman"/>
                       <w:sz w:val="24"/>
@@ -10267,9 +10357,6 @@
             </m:e>
           </m:eqArr>
           <m:r>
-            <m:rPr>
-              <m:sty m:val="p"/>
-            </m:rPr>
             <w:rPr>
               <w:rFonts w:ascii="Cambria Math" w:eastAsia="Times New Roman" w:hAnsi="Cambria Math" w:cs="Times New Roman"/>
               <w:sz w:val="24"/>
@@ -10635,14 +10722,14 @@
         </w:rPr>
         <w:t xml:space="preserve"> </w:t>
       </w:r>
-      <w:bookmarkStart w:id="21" w:name="_Toc221446741"/>
+      <w:bookmarkStart w:id="20" w:name="_Toc221446741"/>
       <w:r>
         <w:rPr>
           <w:rFonts w:ascii="Times New Roman" w:eastAsia="Times New Roman" w:hAnsi="Times New Roman" w:cs="Times New Roman"/>
         </w:rPr>
         <w:t>Metodología RGAA</w:t>
       </w:r>
-      <w:bookmarkEnd w:id="21"/>
+      <w:bookmarkEnd w:id="20"/>
     </w:p>
     <w:p>
       <w:pPr>
@@ -10704,7 +10791,16 @@
               <w:sz w:val="24"/>
               <w:szCs w:val="24"/>
             </w:rPr>
-            <w:t xml:space="preserve"> (Superintendencia de Seguros de la Nación, 2014)</w:t>
+            <w:t xml:space="preserve"> </w:t>
+          </w:r>
+          <w:r>
+            <w:rPr>
+              <w:rFonts w:ascii="Times New Roman" w:eastAsia="Times New Roman" w:hAnsi="Times New Roman" w:cs="Times New Roman"/>
+              <w:noProof/>
+              <w:sz w:val="24"/>
+              <w:szCs w:val="24"/>
+            </w:rPr>
+            <w:t>(Superintendencia de Seguros de la Nación, 2014)</w:t>
           </w:r>
           <w:r>
             <w:rPr>
@@ -10747,7 +10843,7 @@
           <w:rFonts w:ascii="Times New Roman" w:eastAsia="Times New Roman" w:hAnsi="Times New Roman" w:cs="Times New Roman"/>
         </w:rPr>
       </w:pPr>
-      <w:bookmarkStart w:id="22" w:name="_Toc221446742"/>
+      <w:bookmarkStart w:id="21" w:name="_Toc221446742"/>
       <w:r>
         <w:rPr>
           <w:rFonts w:ascii="Times New Roman" w:eastAsia="Times New Roman" w:hAnsi="Times New Roman" w:cs="Times New Roman"/>
@@ -10781,7 +10877,7 @@
         </w:rPr>
         <w:t>exclusión de siniestros</w:t>
       </w:r>
-      <w:bookmarkEnd w:id="22"/>
+      <w:bookmarkEnd w:id="21"/>
     </w:p>
     <w:p>
       <w:pPr>
@@ -11525,7 +11621,7 @@
         <w:t>Finalmente, la base resultante es una que cuenta con siniestros a fecha de valuación 30 de junio de 2024 y sin siniestros extraordinarios que puedan generar errores de estimación en el siguiente paso.</w:t>
       </w:r>
     </w:p>
-    <w:bookmarkStart w:id="23" w:name="_Toc221446743"/>
+    <w:bookmarkStart w:id="22" w:name="_Toc221446743"/>
     <w:p>
       <w:pPr>
         <w:pStyle w:val="Heading3"/>
@@ -11566,7 +11662,7 @@
         </w:rPr>
         <w:t>Modelo de Estimación</w:t>
       </w:r>
-      <w:bookmarkEnd w:id="23"/>
+      <w:bookmarkEnd w:id="22"/>
     </w:p>
     <w:p>
       <w:pPr>
@@ -11727,7 +11823,16 @@
               <w:sz w:val="24"/>
               <w:szCs w:val="24"/>
             </w:rPr>
-            <w:t xml:space="preserve"> (Superintendencia de Seguros de la Nación, 2014)</w:t>
+            <w:t xml:space="preserve"> </w:t>
+          </w:r>
+          <w:r>
+            <w:rPr>
+              <w:rFonts w:ascii="Times New Roman" w:eastAsia="Times New Roman" w:hAnsi="Times New Roman" w:cs="Times New Roman"/>
+              <w:noProof/>
+              <w:sz w:val="24"/>
+              <w:szCs w:val="24"/>
+            </w:rPr>
+            <w:t>(Superintendencia de Seguros de la Nación, 2014)</w:t>
           </w:r>
           <w:r>
             <w:rPr>
@@ -13175,7 +13280,7 @@
         </w:rPr>
       </w:pPr>
     </w:p>
-    <w:bookmarkStart w:id="24" w:name="_Toc221446744"/>
+    <w:bookmarkStart w:id="23" w:name="_Toc221446744"/>
     <w:p>
       <w:pPr>
         <w:pStyle w:val="Heading3"/>
@@ -13205,7 +13310,7 @@
         </w:rPr>
         <w:t>Ajustes finales</w:t>
       </w:r>
-      <w:bookmarkEnd w:id="24"/>
+      <w:bookmarkEnd w:id="23"/>
     </w:p>
     <w:p>
       <w:pPr>
@@ -13275,7 +13380,16 @@
               <w:sz w:val="24"/>
               <w:szCs w:val="24"/>
             </w:rPr>
-            <w:t xml:space="preserve"> (Superintendencia de Seguros de la Nación, 2014)</w:t>
+            <w:t xml:space="preserve"> </w:t>
+          </w:r>
+          <w:r>
+            <w:rPr>
+              <w:rFonts w:ascii="Times New Roman" w:eastAsia="Times New Roman" w:hAnsi="Times New Roman" w:cs="Times New Roman"/>
+              <w:noProof/>
+              <w:sz w:val="24"/>
+              <w:szCs w:val="24"/>
+            </w:rPr>
+            <w:t>(Superintendencia de Seguros de la Nación, 2014)</w:t>
           </w:r>
           <w:r>
             <w:rPr>
@@ -13316,14 +13430,14 @@
           <w:rFonts w:ascii="Times New Roman" w:eastAsia="Times New Roman" w:hAnsi="Times New Roman" w:cs="Times New Roman"/>
         </w:rPr>
       </w:pPr>
-      <w:bookmarkStart w:id="25" w:name="_Toc221446745"/>
+      <w:bookmarkStart w:id="24" w:name="_Toc221446745"/>
       <w:r>
         <w:rPr>
           <w:rFonts w:ascii="Times New Roman" w:eastAsia="Times New Roman" w:hAnsi="Times New Roman" w:cs="Times New Roman"/>
         </w:rPr>
         <w:t>Metodología compatible con IFRS 17</w:t>
       </w:r>
-      <w:bookmarkEnd w:id="25"/>
+      <w:bookmarkEnd w:id="24"/>
     </w:p>
     <w:p>
       <w:pPr>
@@ -13393,7 +13507,16 @@
               <w:sz w:val="24"/>
               <w:szCs w:val="24"/>
             </w:rPr>
-            <w:t xml:space="preserve"> (International Accounting Standards Board, 2017)</w:t>
+            <w:t xml:space="preserve"> </w:t>
+          </w:r>
+          <w:r>
+            <w:rPr>
+              <w:rFonts w:ascii="Times New Roman" w:eastAsia="Times New Roman" w:hAnsi="Times New Roman" w:cs="Times New Roman"/>
+              <w:noProof/>
+              <w:sz w:val="24"/>
+              <w:szCs w:val="24"/>
+            </w:rPr>
+            <w:t>(International Accounting Standards Board, 2017)</w:t>
           </w:r>
           <w:r>
             <w:rPr>
@@ -13470,14 +13593,14 @@
           <w:rFonts w:ascii="Times New Roman" w:hAnsi="Times New Roman" w:cs="Times New Roman"/>
         </w:rPr>
       </w:pPr>
-      <w:bookmarkStart w:id="26" w:name="_Toc221446746"/>
+      <w:bookmarkStart w:id="25" w:name="_Toc221446746"/>
       <w:r>
         <w:rPr>
           <w:rFonts w:ascii="Times New Roman" w:hAnsi="Times New Roman" w:cs="Times New Roman"/>
         </w:rPr>
         <w:t>Medición de siniestros</w:t>
       </w:r>
-      <w:bookmarkEnd w:id="26"/>
+      <w:bookmarkEnd w:id="25"/>
     </w:p>
     <w:p>
       <w:pPr>
@@ -13539,7 +13662,16 @@
               <w:sz w:val="24"/>
               <w:szCs w:val="24"/>
             </w:rPr>
-            <w:t xml:space="preserve"> (International Accounting Standards Board, 2017)</w:t>
+            <w:t xml:space="preserve"> </w:t>
+          </w:r>
+          <w:r>
+            <w:rPr>
+              <w:rFonts w:ascii="Times New Roman" w:eastAsia="Times New Roman" w:hAnsi="Times New Roman" w:cs="Times New Roman"/>
+              <w:noProof/>
+              <w:sz w:val="24"/>
+              <w:szCs w:val="24"/>
+            </w:rPr>
+            <w:t>(International Accounting Standards Board, 2017)</w:t>
           </w:r>
           <w:r>
             <w:rPr>
@@ -13601,7 +13733,16 @@
               <w:sz w:val="24"/>
               <w:szCs w:val="24"/>
             </w:rPr>
-            <w:t xml:space="preserve"> (Superintendencia de Seguros de la Nación, 2014)</w:t>
+            <w:t xml:space="preserve"> </w:t>
+          </w:r>
+          <w:r>
+            <w:rPr>
+              <w:rFonts w:ascii="Times New Roman" w:eastAsia="Times New Roman" w:hAnsi="Times New Roman" w:cs="Times New Roman"/>
+              <w:noProof/>
+              <w:sz w:val="24"/>
+              <w:szCs w:val="24"/>
+            </w:rPr>
+            <w:t>(Superintendencia de Seguros de la Nación, 2014)</w:t>
           </w:r>
           <w:r>
             <w:rPr>
@@ -13751,7 +13892,16 @@
               <w:sz w:val="24"/>
               <w:szCs w:val="24"/>
             </w:rPr>
-            <w:t xml:space="preserve"> (International Accounting Standards Board, 2017)</w:t>
+            <w:t xml:space="preserve"> </w:t>
+          </w:r>
+          <w:r>
+            <w:rPr>
+              <w:rFonts w:ascii="Times New Roman" w:eastAsia="Times New Roman" w:hAnsi="Times New Roman" w:cs="Times New Roman"/>
+              <w:noProof/>
+              <w:sz w:val="24"/>
+              <w:szCs w:val="24"/>
+            </w:rPr>
+            <w:t>(International Accounting Standards Board, 2017)</w:t>
           </w:r>
           <w:r>
             <w:rPr>
@@ -13832,7 +13982,16 @@
               <w:sz w:val="24"/>
               <w:szCs w:val="24"/>
             </w:rPr>
-            <w:t xml:space="preserve"> (Superintendencia de Seguros de la Nación, 2014)</w:t>
+            <w:t xml:space="preserve"> </w:t>
+          </w:r>
+          <w:r>
+            <w:rPr>
+              <w:rFonts w:ascii="Times New Roman" w:eastAsia="Times New Roman" w:hAnsi="Times New Roman" w:cs="Times New Roman"/>
+              <w:noProof/>
+              <w:sz w:val="24"/>
+              <w:szCs w:val="24"/>
+            </w:rPr>
+            <w:t>(Superintendencia de Seguros de la Nación, 2014)</w:t>
           </w:r>
           <w:r>
             <w:rPr>
@@ -13922,7 +14081,16 @@
               <w:sz w:val="24"/>
               <w:szCs w:val="24"/>
             </w:rPr>
-            <w:t xml:space="preserve"> (SHERMAN, 1999)</w:t>
+            <w:t xml:space="preserve"> </w:t>
+          </w:r>
+          <w:r>
+            <w:rPr>
+              <w:rFonts w:ascii="Times New Roman" w:eastAsia="Times New Roman" w:hAnsi="Times New Roman" w:cs="Times New Roman"/>
+              <w:noProof/>
+              <w:sz w:val="24"/>
+              <w:szCs w:val="24"/>
+            </w:rPr>
+            <w:t>(SHERMAN, 1999)</w:t>
           </w:r>
           <w:r>
             <w:rPr>
@@ -14842,7 +15010,7 @@
         <w:t xml:space="preserve"> de periodos superiores, quedando así la última columna como lo que sería el Siniestro Ultimate en normativa local. </w:t>
       </w:r>
     </w:p>
-    <w:bookmarkStart w:id="27" w:name="_Toc221446747"/>
+    <w:bookmarkStart w:id="26" w:name="_Toc221446747"/>
     <w:p>
       <w:pPr>
         <w:pStyle w:val="Heading3"/>
@@ -14882,7 +15050,7 @@
         </w:rPr>
         <w:t>Tasa de descuento</w:t>
       </w:r>
-      <w:bookmarkEnd w:id="27"/>
+      <w:bookmarkEnd w:id="26"/>
     </w:p>
     <w:p>
       <w:pPr>
@@ -15123,14 +15291,14 @@
           <w:rFonts w:ascii="Times New Roman" w:hAnsi="Times New Roman" w:cs="Times New Roman"/>
         </w:rPr>
       </w:pPr>
-      <w:bookmarkStart w:id="28" w:name="_Toc221446748"/>
+      <w:bookmarkStart w:id="27" w:name="_Toc221446748"/>
       <w:r>
         <w:rPr>
           <w:rFonts w:ascii="Times New Roman" w:hAnsi="Times New Roman" w:cs="Times New Roman"/>
         </w:rPr>
         <w:t>Cartera replicante</w:t>
       </w:r>
-      <w:bookmarkEnd w:id="28"/>
+      <w:bookmarkEnd w:id="27"/>
       <w:r>
         <w:rPr>
           <w:rFonts w:ascii="Times New Roman" w:hAnsi="Times New Roman" w:cs="Times New Roman"/>
@@ -15656,7 +15824,7 @@
           <w:szCs w:val="24"/>
         </w:rPr>
       </w:pPr>
-      <w:bookmarkStart w:id="29" w:name="_Toc221446749"/>
+      <w:bookmarkStart w:id="28" w:name="_Toc221446749"/>
       <w:r>
         <w:rPr>
           <w:rFonts w:ascii="Times New Roman" w:eastAsia="Times New Roman" w:hAnsi="Times New Roman" w:cs="Times New Roman"/>
@@ -15667,7 +15835,7 @@
         </w:rPr>
         <w:t>Prima de Riesgo de Crédito</w:t>
       </w:r>
-      <w:bookmarkEnd w:id="29"/>
+      <w:bookmarkEnd w:id="28"/>
     </w:p>
     <w:p>
       <w:pPr>
@@ -16944,7 +17112,16 @@
               <w:sz w:val="24"/>
               <w:szCs w:val="24"/>
             </w:rPr>
-            <w:t xml:space="preserve"> (JP Morgan, 2005)</w:t>
+            <w:t xml:space="preserve"> </w:t>
+          </w:r>
+          <w:r>
+            <w:rPr>
+              <w:rFonts w:ascii="Times New Roman" w:eastAsia="Times New Roman" w:hAnsi="Times New Roman" w:cs="Times New Roman"/>
+              <w:noProof/>
+              <w:sz w:val="24"/>
+              <w:szCs w:val="24"/>
+            </w:rPr>
+            <w:t>(JP Morgan, 2005)</w:t>
           </w:r>
           <w:r>
             <w:rPr>
@@ -18574,7 +18751,16 @@
               <w:sz w:val="24"/>
               <w:szCs w:val="24"/>
             </w:rPr>
-            <w:t xml:space="preserve"> (Nelson &amp; Siegel, 1987)</w:t>
+            <w:t xml:space="preserve"> </w:t>
+          </w:r>
+          <w:r>
+            <w:rPr>
+              <w:rFonts w:ascii="Times New Roman" w:eastAsia="Times New Roman" w:hAnsi="Times New Roman" w:cs="Times New Roman"/>
+              <w:noProof/>
+              <w:sz w:val="24"/>
+              <w:szCs w:val="24"/>
+            </w:rPr>
+            <w:t>(Nelson &amp; Siegel, 1987)</w:t>
           </w:r>
           <w:r>
             <w:rPr>
@@ -19766,15 +19952,7 @@
             <w:sz w:val="24"/>
             <w:szCs w:val="24"/>
           </w:rPr>
-          <m:t>E(</m:t>
-        </m:r>
-        <m:r>
-          <w:rPr>
-            <w:rFonts w:ascii="Cambria Math" w:eastAsia="Times New Roman" w:hAnsi="Cambria Math" w:cs="Times New Roman"/>
-            <w:sz w:val="24"/>
-            <w:szCs w:val="24"/>
-          </w:rPr>
-          <m:t>C</m:t>
+          <m:t>E(C</m:t>
         </m:r>
         <m:sSub>
           <m:sSubPr>
@@ -20233,14 +20411,14 @@
           <w:rFonts w:ascii="Times New Roman" w:hAnsi="Times New Roman" w:cs="Times New Roman"/>
         </w:rPr>
       </w:pPr>
-      <w:bookmarkStart w:id="30" w:name="_Toc221446750"/>
+      <w:bookmarkStart w:id="29" w:name="_Toc221446750"/>
       <w:r>
         <w:rPr>
           <w:rFonts w:ascii="Times New Roman" w:hAnsi="Times New Roman" w:cs="Times New Roman"/>
         </w:rPr>
         <w:t>Ajuste de riesgo No Financiero</w:t>
       </w:r>
-      <w:bookmarkEnd w:id="30"/>
+      <w:bookmarkEnd w:id="29"/>
     </w:p>
     <w:p>
       <w:pPr>
@@ -20376,7 +20554,7 @@
           <w:iCs w:val="0"/>
         </w:rPr>
       </w:pPr>
-      <w:bookmarkStart w:id="31" w:name="_Toc221446751"/>
+      <w:bookmarkStart w:id="30" w:name="_Toc221446751"/>
       <w:r>
         <w:rPr>
           <w:rFonts w:ascii="Times New Roman" w:hAnsi="Times New Roman" w:cs="Times New Roman"/>
@@ -20386,7 +20564,7 @@
         <w:lastRenderedPageBreak/>
         <w:t>Enfoque de estimación de la distribución</w:t>
       </w:r>
-      <w:bookmarkEnd w:id="31"/>
+      <w:bookmarkEnd w:id="30"/>
     </w:p>
     <w:p>
       <w:pPr>
@@ -22019,14 +22197,14 @@
           <w:rFonts w:ascii="Times New Roman" w:hAnsi="Times New Roman" w:cs="Times New Roman"/>
         </w:rPr>
       </w:pPr>
-      <w:bookmarkStart w:id="32" w:name="_Toc221446752"/>
+      <w:bookmarkStart w:id="31" w:name="_Toc221446752"/>
       <w:r>
         <w:rPr>
           <w:rFonts w:ascii="Times New Roman" w:hAnsi="Times New Roman" w:cs="Times New Roman"/>
         </w:rPr>
         <w:t>Selección y aplicación del ajuste de riesgo no financiero</w:t>
       </w:r>
-      <w:bookmarkEnd w:id="32"/>
+      <w:bookmarkEnd w:id="31"/>
     </w:p>
     <w:p>
       <w:pPr>
@@ -22561,11 +22739,11 @@
           <w:numId w:val="3"/>
         </w:numPr>
       </w:pPr>
-      <w:bookmarkStart w:id="33" w:name="_Toc221446753"/>
+      <w:bookmarkStart w:id="32" w:name="_Toc221446753"/>
       <w:r>
         <w:t>Análisis de Resultados</w:t>
       </w:r>
-      <w:bookmarkEnd w:id="33"/>
+      <w:bookmarkEnd w:id="32"/>
     </w:p>
     <w:p>
       <w:pPr>
@@ -22647,7 +22825,16 @@
               <w:sz w:val="24"/>
               <w:szCs w:val="24"/>
             </w:rPr>
-            <w:t xml:space="preserve"> (Superintendencia de Seguros de la Nación, 2014)</w:t>
+            <w:t xml:space="preserve"> </w:t>
+          </w:r>
+          <w:r>
+            <w:rPr>
+              <w:rFonts w:ascii="Times New Roman" w:eastAsia="Times New Roman" w:hAnsi="Times New Roman" w:cs="Times New Roman"/>
+              <w:noProof/>
+              <w:sz w:val="24"/>
+              <w:szCs w:val="24"/>
+            </w:rPr>
+            <w:t>(Superintendencia de Seguros de la Nación, 2014)</w:t>
           </w:r>
           <w:r>
             <w:rPr>
@@ -22709,7 +22896,16 @@
               <w:sz w:val="24"/>
               <w:szCs w:val="24"/>
             </w:rPr>
-            <w:t xml:space="preserve"> (International Accounting Standards Board, 2017)</w:t>
+            <w:t xml:space="preserve"> </w:t>
+          </w:r>
+          <w:r>
+            <w:rPr>
+              <w:rFonts w:ascii="Times New Roman" w:eastAsia="Times New Roman" w:hAnsi="Times New Roman" w:cs="Times New Roman"/>
+              <w:noProof/>
+              <w:sz w:val="24"/>
+              <w:szCs w:val="24"/>
+            </w:rPr>
+            <w:t>(International Accounting Standards Board, 2017)</w:t>
           </w:r>
           <w:r>
             <w:rPr>
@@ -22743,14 +22939,14 @@
           <w:rFonts w:ascii="Times New Roman" w:eastAsia="Times New Roman" w:hAnsi="Times New Roman" w:cs="Times New Roman"/>
         </w:rPr>
       </w:pPr>
-      <w:bookmarkStart w:id="34" w:name="_Toc221446754"/>
+      <w:bookmarkStart w:id="33" w:name="_Toc221446754"/>
       <w:r>
         <w:rPr>
           <w:rFonts w:ascii="Times New Roman" w:eastAsia="Times New Roman" w:hAnsi="Times New Roman" w:cs="Times New Roman"/>
         </w:rPr>
         <w:t>Medición bajo RGAA</w:t>
       </w:r>
-      <w:bookmarkEnd w:id="34"/>
+      <w:bookmarkEnd w:id="33"/>
     </w:p>
     <w:p>
       <w:pPr>
@@ -22808,7 +23004,16 @@
               <w:sz w:val="24"/>
               <w:szCs w:val="24"/>
             </w:rPr>
-            <w:t xml:space="preserve"> (Superintendencia de Seguros de la Nación, 2014)</w:t>
+            <w:t xml:space="preserve"> </w:t>
+          </w:r>
+          <w:r>
+            <w:rPr>
+              <w:rFonts w:ascii="Times New Roman" w:eastAsia="Times New Roman" w:hAnsi="Times New Roman" w:cs="Times New Roman"/>
+              <w:noProof/>
+              <w:sz w:val="24"/>
+              <w:szCs w:val="24"/>
+            </w:rPr>
+            <w:t>(Superintendencia de Seguros de la Nación, 2014)</w:t>
           </w:r>
           <w:r>
             <w:rPr>
@@ -22896,6 +23101,9 @@
         <w:t xml:space="preserve"> </w:t>
       </w:r>
       <w:r>
+        <w:rPr>
+          <w:noProof/>
+        </w:rPr>
         <w:drawing>
           <wp:inline distT="0" distB="0" distL="0" distR="0" wp14:anchorId="5967F105" wp14:editId="52AE87CF">
             <wp:extent cx="4572000" cy="1127014"/>
@@ -23004,6 +23212,9 @@
         <w:t xml:space="preserve"> </w:t>
       </w:r>
       <w:r>
+        <w:rPr>
+          <w:noProof/>
+        </w:rPr>
         <w:drawing>
           <wp:inline distT="0" distB="0" distL="0" distR="0" wp14:anchorId="028FA24C" wp14:editId="4B2F91A9">
             <wp:extent cx="5943600" cy="1078865"/>
@@ -23105,6 +23316,9 @@
         <w:jc w:val="both"/>
       </w:pPr>
       <w:r>
+        <w:rPr>
+          <w:noProof/>
+        </w:rPr>
         <w:drawing>
           <wp:inline distT="0" distB="0" distL="0" distR="0" wp14:anchorId="7A281029" wp14:editId="1DBA52D7">
             <wp:extent cx="4438494" cy="714375"/>
@@ -23206,6 +23420,9 @@
         <w:jc w:val="both"/>
       </w:pPr>
       <w:r>
+        <w:rPr>
+          <w:noProof/>
+        </w:rPr>
         <w:drawing>
           <wp:inline distT="0" distB="0" distL="0" distR="0" wp14:anchorId="1E6F25FF" wp14:editId="2034DB00">
             <wp:extent cx="4219575" cy="1343025"/>
@@ -23453,14 +23670,14 @@
           <w:rFonts w:ascii="Times New Roman" w:eastAsia="Times New Roman" w:hAnsi="Times New Roman" w:cs="Times New Roman"/>
         </w:rPr>
       </w:pPr>
-      <w:bookmarkStart w:id="35" w:name="_Toc221446755"/>
+      <w:bookmarkStart w:id="34" w:name="_Toc221446755"/>
       <w:r>
         <w:rPr>
           <w:rFonts w:ascii="Times New Roman" w:eastAsia="Times New Roman" w:hAnsi="Times New Roman" w:cs="Times New Roman"/>
         </w:rPr>
         <w:t>Medición compatible con IFRS 17</w:t>
       </w:r>
-      <w:bookmarkEnd w:id="35"/>
+      <w:bookmarkEnd w:id="34"/>
     </w:p>
     <w:p>
       <w:pPr>
@@ -23522,7 +23739,16 @@
               <w:sz w:val="24"/>
               <w:szCs w:val="24"/>
             </w:rPr>
-            <w:t xml:space="preserve"> (International Accounting Standards Board, 2017)</w:t>
+            <w:t xml:space="preserve"> </w:t>
+          </w:r>
+          <w:r>
+            <w:rPr>
+              <w:rFonts w:ascii="Times New Roman" w:eastAsia="Times New Roman" w:hAnsi="Times New Roman" w:cs="Times New Roman"/>
+              <w:noProof/>
+              <w:sz w:val="24"/>
+              <w:szCs w:val="24"/>
+            </w:rPr>
+            <w:t>(International Accounting Standards Board, 2017)</w:t>
           </w:r>
           <w:r>
             <w:rPr>
@@ -23618,7 +23844,16 @@
               <w:sz w:val="24"/>
               <w:szCs w:val="24"/>
             </w:rPr>
-            <w:t xml:space="preserve"> (International Accounting Standards Board, 2017)</w:t>
+            <w:t xml:space="preserve"> </w:t>
+          </w:r>
+          <w:r>
+            <w:rPr>
+              <w:rFonts w:ascii="Times New Roman" w:eastAsia="Times New Roman" w:hAnsi="Times New Roman" w:cs="Times New Roman"/>
+              <w:noProof/>
+              <w:sz w:val="24"/>
+              <w:szCs w:val="24"/>
+            </w:rPr>
+            <w:t>(International Accounting Standards Board, 2017)</w:t>
           </w:r>
           <w:r>
             <w:rPr>
@@ -23653,14 +23888,14 @@
           <w:rFonts w:ascii="Times New Roman" w:eastAsia="Times New Roman" w:hAnsi="Times New Roman" w:cs="Times New Roman"/>
         </w:rPr>
       </w:pPr>
-      <w:bookmarkStart w:id="36" w:name="_Toc221446756"/>
+      <w:bookmarkStart w:id="35" w:name="_Toc221446756"/>
       <w:r>
         <w:rPr>
           <w:rFonts w:ascii="Times New Roman" w:eastAsia="Times New Roman" w:hAnsi="Times New Roman" w:cs="Times New Roman"/>
         </w:rPr>
         <w:t>Estimación de Siniestros</w:t>
       </w:r>
-      <w:bookmarkEnd w:id="36"/>
+      <w:bookmarkEnd w:id="35"/>
     </w:p>
     <w:p>
       <w:pPr>
@@ -23832,7 +24067,16 @@
               <w:sz w:val="24"/>
               <w:szCs w:val="24"/>
             </w:rPr>
-            <w:t xml:space="preserve"> (SHERMAN, 1999)</w:t>
+            <w:t xml:space="preserve"> </w:t>
+          </w:r>
+          <w:r>
+            <w:rPr>
+              <w:rFonts w:ascii="Times New Roman" w:eastAsia="Times New Roman" w:hAnsi="Times New Roman" w:cs="Times New Roman"/>
+              <w:noProof/>
+              <w:sz w:val="24"/>
+              <w:szCs w:val="24"/>
+            </w:rPr>
+            <w:t>(SHERMAN, 1999)</w:t>
           </w:r>
           <w:r>
             <w:rPr>
@@ -23943,6 +24187,9 @@
         <w:jc w:val="both"/>
       </w:pPr>
       <w:r>
+        <w:rPr>
+          <w:noProof/>
+        </w:rPr>
         <w:drawing>
           <wp:inline distT="0" distB="0" distL="0" distR="0" wp14:anchorId="68D7FF30" wp14:editId="5D3A6AF6">
             <wp:extent cx="5943600" cy="979170"/>
@@ -24130,14 +24377,14 @@
           <w:rFonts w:ascii="Times New Roman" w:eastAsia="Times New Roman" w:hAnsi="Times New Roman" w:cs="Times New Roman"/>
         </w:rPr>
       </w:pPr>
-      <w:bookmarkStart w:id="37" w:name="_Toc221446757"/>
+      <w:bookmarkStart w:id="36" w:name="_Toc221446757"/>
       <w:r>
         <w:rPr>
           <w:rFonts w:ascii="Times New Roman" w:eastAsia="Times New Roman" w:hAnsi="Times New Roman" w:cs="Times New Roman"/>
         </w:rPr>
         <w:t>Factor de Descuento</w:t>
       </w:r>
-      <w:bookmarkEnd w:id="37"/>
+      <w:bookmarkEnd w:id="36"/>
     </w:p>
     <w:p>
       <w:pPr>
@@ -24199,7 +24446,16 @@
               <w:sz w:val="24"/>
               <w:szCs w:val="24"/>
             </w:rPr>
-            <w:t xml:space="preserve"> (International Accounting Standards Board, 2017)</w:t>
+            <w:t xml:space="preserve"> </w:t>
+          </w:r>
+          <w:r>
+            <w:rPr>
+              <w:rFonts w:ascii="Times New Roman" w:eastAsia="Times New Roman" w:hAnsi="Times New Roman" w:cs="Times New Roman"/>
+              <w:noProof/>
+              <w:sz w:val="24"/>
+              <w:szCs w:val="24"/>
+            </w:rPr>
+            <w:t>(International Accounting Standards Board, 2017)</w:t>
           </w:r>
           <w:r>
             <w:rPr>
@@ -24403,25 +24659,7 @@
           <w:sz w:val="24"/>
           <w:szCs w:val="24"/>
         </w:rPr>
-        <w:t xml:space="preserve">mencionado en </w:t>
-      </w:r>
-      <w:proofErr w:type="spellStart"/>
-      <w:r>
-        <w:rPr>
-          <w:rFonts w:ascii="Times New Roman" w:eastAsia="Times New Roman" w:hAnsi="Times New Roman" w:cs="Times New Roman"/>
-          <w:sz w:val="24"/>
-          <w:szCs w:val="24"/>
-        </w:rPr>
-        <w:t>el</w:t>
-      </w:r>
-      <w:proofErr w:type="spellEnd"/>
-      <w:r>
-        <w:rPr>
-          <w:rFonts w:ascii="Times New Roman" w:eastAsia="Times New Roman" w:hAnsi="Times New Roman" w:cs="Times New Roman"/>
-          <w:sz w:val="24"/>
-          <w:szCs w:val="24"/>
-        </w:rPr>
-        <w:t xml:space="preserve"> “Marco Metodológico”</w:t>
+        <w:t>mencionado en el “Marco Metodológico”</w:t>
       </w:r>
       <w:r>
         <w:rPr>
@@ -24580,7 +24818,16 @@
               <w:sz w:val="24"/>
               <w:szCs w:val="24"/>
             </w:rPr>
-            <w:t xml:space="preserve"> (Nelson &amp; Siegel, 1987)</w:t>
+            <w:t xml:space="preserve"> </w:t>
+          </w:r>
+          <w:r>
+            <w:rPr>
+              <w:rFonts w:ascii="Times New Roman" w:eastAsia="Times New Roman" w:hAnsi="Times New Roman" w:cs="Times New Roman"/>
+              <w:noProof/>
+              <w:sz w:val="24"/>
+              <w:szCs w:val="24"/>
+            </w:rPr>
+            <w:t>(Nelson &amp; Siegel, 1987)</w:t>
           </w:r>
           <w:r>
             <w:rPr>
@@ -24906,14 +25153,14 @@
           <w:rFonts w:ascii="Times New Roman" w:hAnsi="Times New Roman" w:cs="Times New Roman"/>
         </w:rPr>
       </w:pPr>
-      <w:bookmarkStart w:id="38" w:name="_Toc221446758"/>
+      <w:bookmarkStart w:id="37" w:name="_Toc221446758"/>
       <w:r>
         <w:rPr>
           <w:rFonts w:ascii="Times New Roman" w:hAnsi="Times New Roman" w:cs="Times New Roman"/>
         </w:rPr>
         <w:t>Ajuste de riesgo No Financiero</w:t>
       </w:r>
-      <w:bookmarkEnd w:id="38"/>
+      <w:bookmarkEnd w:id="37"/>
     </w:p>
     <w:p>
       <w:pPr>
@@ -24993,7 +25240,16 @@
               <w:sz w:val="24"/>
               <w:szCs w:val="24"/>
             </w:rPr>
-            <w:t xml:space="preserve"> (Verrall, 2002)</w:t>
+            <w:t xml:space="preserve"> </w:t>
+          </w:r>
+          <w:r>
+            <w:rPr>
+              <w:rFonts w:ascii="Times New Roman" w:eastAsia="Times New Roman" w:hAnsi="Times New Roman" w:cs="Times New Roman"/>
+              <w:noProof/>
+              <w:sz w:val="24"/>
+              <w:szCs w:val="24"/>
+            </w:rPr>
+            <w:t>(Verrall, 2002)</w:t>
           </w:r>
           <w:r>
             <w:rPr>
@@ -25278,7 +25534,16 @@
               <w:sz w:val="24"/>
               <w:szCs w:val="24"/>
             </w:rPr>
-            <w:t xml:space="preserve"> (International Accounting Standards Board, 2017)</w:t>
+            <w:t xml:space="preserve"> </w:t>
+          </w:r>
+          <w:r>
+            <w:rPr>
+              <w:rFonts w:ascii="Times New Roman" w:eastAsia="Times New Roman" w:hAnsi="Times New Roman" w:cs="Times New Roman"/>
+              <w:noProof/>
+              <w:sz w:val="24"/>
+              <w:szCs w:val="24"/>
+            </w:rPr>
+            <w:t>(International Accounting Standards Board, 2017)</w:t>
           </w:r>
           <w:r>
             <w:rPr>
@@ -25404,14 +25669,14 @@
           <w:rFonts w:ascii="Times New Roman" w:hAnsi="Times New Roman" w:cs="Times New Roman"/>
         </w:rPr>
       </w:pPr>
-      <w:bookmarkStart w:id="39" w:name="_Toc221446759"/>
+      <w:bookmarkStart w:id="38" w:name="_Toc221446759"/>
       <w:r>
         <w:rPr>
           <w:rFonts w:ascii="Times New Roman" w:hAnsi="Times New Roman" w:cs="Times New Roman"/>
         </w:rPr>
         <w:t>Resultados</w:t>
       </w:r>
-      <w:bookmarkEnd w:id="39"/>
+      <w:bookmarkEnd w:id="38"/>
     </w:p>
     <w:p>
       <w:pPr>
@@ -25605,14 +25870,441 @@
           <w:szCs w:val="24"/>
         </w:rPr>
       </w:pPr>
-      <w:commentRangeStart w:id="40"/>
-      <w:r>
-        <w:rPr>
-          <w:rFonts w:ascii="Times New Roman" w:eastAsia="Times New Roman" w:hAnsi="Times New Roman" w:cs="Times New Roman"/>
-          <w:sz w:val="24"/>
-          <w:szCs w:val="24"/>
-        </w:rPr>
-        <w:t xml:space="preserve">En RC Daños a Cosas, el valor presente de los flujos con IFRS 17 resulta inferior a la obtenida bajo RGAA. Sin embargo, al incluir el Ajuste por Riesgo no financiero, la estimación de la reserva supera a la de RGAA. La diferencia en el valor presente de los flujos se explica principalmente por el patrón de desarrollo y su extrapolación: la estimación por Chain Ladder con extrapolación mediante potencia inversa refleja una convergencia relativamente rápida de los factores hacia la unidad, mientras que el esquema del RGAA incorpora un supuesto de cola fija para todos los ramos de cola larga. En este </w:t>
+      <w:r>
+        <w:rPr>
+          <w:rFonts w:ascii="Times New Roman" w:eastAsia="Times New Roman" w:hAnsi="Times New Roman" w:cs="Times New Roman"/>
+          <w:sz w:val="24"/>
+          <w:szCs w:val="24"/>
+        </w:rPr>
+        <w:t xml:space="preserve">En RC Daños a Cosas, </w:t>
+      </w:r>
+      <w:r>
+        <w:rPr>
+          <w:rFonts w:ascii="Times New Roman" w:eastAsia="Times New Roman" w:hAnsi="Times New Roman" w:cs="Times New Roman"/>
+          <w:sz w:val="24"/>
+          <w:szCs w:val="24"/>
+        </w:rPr>
+        <w:t>la reserva por</w:t>
+      </w:r>
+      <w:r>
+        <w:rPr>
+          <w:rFonts w:ascii="Times New Roman" w:eastAsia="Times New Roman" w:hAnsi="Times New Roman" w:cs="Times New Roman"/>
+          <w:sz w:val="24"/>
+          <w:szCs w:val="24"/>
+        </w:rPr>
+        <w:t xml:space="preserve"> IFRS 17</w:t>
+      </w:r>
+      <w:sdt>
+        <w:sdtPr>
+          <w:rPr>
+            <w:rFonts w:ascii="Times New Roman" w:eastAsia="Times New Roman" w:hAnsi="Times New Roman" w:cs="Times New Roman"/>
+            <w:sz w:val="24"/>
+            <w:szCs w:val="24"/>
+          </w:rPr>
+          <w:id w:val="1278060424"/>
+          <w:citation/>
+        </w:sdtPr>
+        <w:sdtContent>
+          <w:r>
+            <w:rPr>
+              <w:rFonts w:ascii="Times New Roman" w:eastAsia="Times New Roman" w:hAnsi="Times New Roman" w:cs="Times New Roman"/>
+              <w:sz w:val="24"/>
+              <w:szCs w:val="24"/>
+            </w:rPr>
+            <w:fldChar w:fldCharType="begin"/>
+          </w:r>
+          <w:r>
+            <w:rPr>
+              <w:rFonts w:ascii="Times New Roman" w:eastAsia="Times New Roman" w:hAnsi="Times New Roman" w:cs="Times New Roman"/>
+              <w:sz w:val="24"/>
+              <w:szCs w:val="24"/>
+            </w:rPr>
+            <w:instrText xml:space="preserve"> CITATION IFRS17 \l 1033 </w:instrText>
+          </w:r>
+          <w:r>
+            <w:rPr>
+              <w:rFonts w:ascii="Times New Roman" w:eastAsia="Times New Roman" w:hAnsi="Times New Roman" w:cs="Times New Roman"/>
+              <w:sz w:val="24"/>
+              <w:szCs w:val="24"/>
+            </w:rPr>
+            <w:fldChar w:fldCharType="separate"/>
+          </w:r>
+          <w:r>
+            <w:rPr>
+              <w:rFonts w:ascii="Times New Roman" w:eastAsia="Times New Roman" w:hAnsi="Times New Roman" w:cs="Times New Roman"/>
+              <w:noProof/>
+              <w:sz w:val="24"/>
+              <w:szCs w:val="24"/>
+            </w:rPr>
+            <w:t xml:space="preserve"> </w:t>
+          </w:r>
+          <w:r>
+            <w:rPr>
+              <w:rFonts w:ascii="Times New Roman" w:eastAsia="Times New Roman" w:hAnsi="Times New Roman" w:cs="Times New Roman"/>
+              <w:noProof/>
+              <w:sz w:val="24"/>
+              <w:szCs w:val="24"/>
+            </w:rPr>
+            <w:t>(International Accounting Standards Board, 2017)</w:t>
+          </w:r>
+          <w:r>
+            <w:rPr>
+              <w:rFonts w:ascii="Times New Roman" w:eastAsia="Times New Roman" w:hAnsi="Times New Roman" w:cs="Times New Roman"/>
+              <w:sz w:val="24"/>
+              <w:szCs w:val="24"/>
+            </w:rPr>
+            <w:fldChar w:fldCharType="end"/>
+          </w:r>
+        </w:sdtContent>
+      </w:sdt>
+      <w:r>
+        <w:rPr>
+          <w:rFonts w:ascii="Times New Roman" w:eastAsia="Times New Roman" w:hAnsi="Times New Roman" w:cs="Times New Roman"/>
+          <w:sz w:val="24"/>
+          <w:szCs w:val="24"/>
+        </w:rPr>
+        <w:t xml:space="preserve"> resulta inferior a la obtenida bajo RGAA</w:t>
+      </w:r>
+      <w:sdt>
+        <w:sdtPr>
+          <w:rPr>
+            <w:rFonts w:ascii="Times New Roman" w:eastAsia="Times New Roman" w:hAnsi="Times New Roman" w:cs="Times New Roman"/>
+            <w:sz w:val="24"/>
+            <w:szCs w:val="24"/>
+          </w:rPr>
+          <w:id w:val="-1691294526"/>
+          <w:citation/>
+        </w:sdtPr>
+        <w:sdtContent>
+          <w:r>
+            <w:rPr>
+              <w:rFonts w:ascii="Times New Roman" w:eastAsia="Times New Roman" w:hAnsi="Times New Roman" w:cs="Times New Roman"/>
+              <w:sz w:val="24"/>
+              <w:szCs w:val="24"/>
+            </w:rPr>
+            <w:fldChar w:fldCharType="begin"/>
+          </w:r>
+          <w:r>
+            <w:rPr>
+              <w:rFonts w:ascii="Times New Roman" w:eastAsia="Times New Roman" w:hAnsi="Times New Roman" w:cs="Times New Roman"/>
+              <w:sz w:val="24"/>
+              <w:szCs w:val="24"/>
+            </w:rPr>
+            <w:instrText xml:space="preserve"> CITATION RGAA \l 1033 </w:instrText>
+          </w:r>
+          <w:r>
+            <w:rPr>
+              <w:rFonts w:ascii="Times New Roman" w:eastAsia="Times New Roman" w:hAnsi="Times New Roman" w:cs="Times New Roman"/>
+              <w:sz w:val="24"/>
+              <w:szCs w:val="24"/>
+            </w:rPr>
+            <w:fldChar w:fldCharType="separate"/>
+          </w:r>
+          <w:r>
+            <w:rPr>
+              <w:rFonts w:ascii="Times New Roman" w:eastAsia="Times New Roman" w:hAnsi="Times New Roman" w:cs="Times New Roman"/>
+              <w:noProof/>
+              <w:sz w:val="24"/>
+              <w:szCs w:val="24"/>
+            </w:rPr>
+            <w:t xml:space="preserve"> </w:t>
+          </w:r>
+          <w:r>
+            <w:rPr>
+              <w:rFonts w:ascii="Times New Roman" w:eastAsia="Times New Roman" w:hAnsi="Times New Roman" w:cs="Times New Roman"/>
+              <w:noProof/>
+              <w:sz w:val="24"/>
+              <w:szCs w:val="24"/>
+            </w:rPr>
+            <w:t>(Superintendencia de Seguros de la Nación, 2014)</w:t>
+          </w:r>
+          <w:r>
+            <w:rPr>
+              <w:rFonts w:ascii="Times New Roman" w:eastAsia="Times New Roman" w:hAnsi="Times New Roman" w:cs="Times New Roman"/>
+              <w:sz w:val="24"/>
+              <w:szCs w:val="24"/>
+            </w:rPr>
+            <w:fldChar w:fldCharType="end"/>
+          </w:r>
+        </w:sdtContent>
+      </w:sdt>
+      <w:r>
+        <w:rPr>
+          <w:rFonts w:ascii="Times New Roman" w:eastAsia="Times New Roman" w:hAnsi="Times New Roman" w:cs="Times New Roman"/>
+          <w:sz w:val="24"/>
+          <w:szCs w:val="24"/>
+        </w:rPr>
+        <w:t>.</w:t>
+      </w:r>
+      <w:r>
+        <w:rPr>
+          <w:rFonts w:ascii="Times New Roman" w:eastAsia="Times New Roman" w:hAnsi="Times New Roman" w:cs="Times New Roman"/>
+          <w:sz w:val="24"/>
+          <w:szCs w:val="24"/>
+        </w:rPr>
+        <w:t xml:space="preserve"> Se observa que la</w:t>
+      </w:r>
+      <w:r>
+        <w:rPr>
+          <w:rFonts w:ascii="Times New Roman" w:eastAsia="Times New Roman" w:hAnsi="Times New Roman" w:cs="Times New Roman"/>
+          <w:sz w:val="24"/>
+          <w:szCs w:val="24"/>
+        </w:rPr>
+        <w:t xml:space="preserve"> diferencia </w:t>
+      </w:r>
+      <w:r>
+        <w:rPr>
+          <w:rFonts w:ascii="Times New Roman" w:eastAsia="Times New Roman" w:hAnsi="Times New Roman" w:cs="Times New Roman"/>
+          <w:sz w:val="24"/>
+          <w:szCs w:val="24"/>
+        </w:rPr>
+        <w:t>entre</w:t>
+      </w:r>
+      <w:r>
+        <w:rPr>
+          <w:rFonts w:ascii="Times New Roman" w:eastAsia="Times New Roman" w:hAnsi="Times New Roman" w:cs="Times New Roman"/>
+          <w:sz w:val="24"/>
+          <w:szCs w:val="24"/>
+        </w:rPr>
+        <w:t xml:space="preserve"> el valor presente de los flujos</w:t>
+      </w:r>
+      <w:r>
+        <w:rPr>
+          <w:rFonts w:ascii="Times New Roman" w:eastAsia="Times New Roman" w:hAnsi="Times New Roman" w:cs="Times New Roman"/>
+          <w:sz w:val="24"/>
+          <w:szCs w:val="24"/>
+        </w:rPr>
+        <w:t xml:space="preserve"> y la reserva por normativa local</w:t>
+      </w:r>
+      <w:r>
+        <w:rPr>
+          <w:rFonts w:ascii="Times New Roman" w:eastAsia="Times New Roman" w:hAnsi="Times New Roman" w:cs="Times New Roman"/>
+          <w:sz w:val="24"/>
+          <w:szCs w:val="24"/>
+        </w:rPr>
+        <w:t xml:space="preserve"> se explica principalmente por el patrón de desarrollo y su extrapolación</w:t>
+      </w:r>
+      <w:r>
+        <w:rPr>
+          <w:rFonts w:ascii="Times New Roman" w:eastAsia="Times New Roman" w:hAnsi="Times New Roman" w:cs="Times New Roman"/>
+          <w:sz w:val="24"/>
+          <w:szCs w:val="24"/>
+        </w:rPr>
+        <w:t>.</w:t>
+      </w:r>
+      <w:r>
+        <w:rPr>
+          <w:rFonts w:ascii="Times New Roman" w:eastAsia="Times New Roman" w:hAnsi="Times New Roman" w:cs="Times New Roman"/>
+          <w:sz w:val="24"/>
+          <w:szCs w:val="24"/>
+        </w:rPr>
+        <w:t xml:space="preserve"> </w:t>
+      </w:r>
+      <w:r>
+        <w:rPr>
+          <w:rFonts w:ascii="Times New Roman" w:eastAsia="Times New Roman" w:hAnsi="Times New Roman" w:cs="Times New Roman"/>
+          <w:sz w:val="24"/>
+          <w:szCs w:val="24"/>
+        </w:rPr>
+        <w:t>L</w:t>
+      </w:r>
+      <w:r>
+        <w:rPr>
+          <w:rFonts w:ascii="Times New Roman" w:eastAsia="Times New Roman" w:hAnsi="Times New Roman" w:cs="Times New Roman"/>
+          <w:sz w:val="24"/>
+          <w:szCs w:val="24"/>
+        </w:rPr>
+        <w:t>a estimación por Chain Ladder con extrapolación mediante potencia inversa</w:t>
+      </w:r>
+      <w:sdt>
+        <w:sdtPr>
+          <w:rPr>
+            <w:rFonts w:ascii="Times New Roman" w:eastAsia="Times New Roman" w:hAnsi="Times New Roman" w:cs="Times New Roman"/>
+            <w:sz w:val="24"/>
+            <w:szCs w:val="24"/>
+          </w:rPr>
+          <w:id w:val="-1902666568"/>
+          <w:citation/>
+        </w:sdtPr>
+        <w:sdtContent>
+          <w:r>
+            <w:rPr>
+              <w:rFonts w:ascii="Times New Roman" w:eastAsia="Times New Roman" w:hAnsi="Times New Roman" w:cs="Times New Roman"/>
+              <w:sz w:val="24"/>
+              <w:szCs w:val="24"/>
+            </w:rPr>
+            <w:fldChar w:fldCharType="begin"/>
+          </w:r>
+          <w:r>
+            <w:rPr>
+              <w:rFonts w:ascii="Times New Roman" w:eastAsia="Times New Roman" w:hAnsi="Times New Roman" w:cs="Times New Roman"/>
+              <w:sz w:val="24"/>
+              <w:szCs w:val="24"/>
+            </w:rPr>
+            <w:instrText xml:space="preserve"> CITATION RIC99 \l 1033 </w:instrText>
+          </w:r>
+          <w:r>
+            <w:rPr>
+              <w:rFonts w:ascii="Times New Roman" w:eastAsia="Times New Roman" w:hAnsi="Times New Roman" w:cs="Times New Roman"/>
+              <w:sz w:val="24"/>
+              <w:szCs w:val="24"/>
+            </w:rPr>
+            <w:fldChar w:fldCharType="separate"/>
+          </w:r>
+          <w:r>
+            <w:rPr>
+              <w:rFonts w:ascii="Times New Roman" w:eastAsia="Times New Roman" w:hAnsi="Times New Roman" w:cs="Times New Roman"/>
+              <w:noProof/>
+              <w:sz w:val="24"/>
+              <w:szCs w:val="24"/>
+            </w:rPr>
+            <w:t xml:space="preserve"> </w:t>
+          </w:r>
+          <w:r>
+            <w:rPr>
+              <w:rFonts w:ascii="Times New Roman" w:eastAsia="Times New Roman" w:hAnsi="Times New Roman" w:cs="Times New Roman"/>
+              <w:noProof/>
+              <w:sz w:val="24"/>
+              <w:szCs w:val="24"/>
+            </w:rPr>
+            <w:t>(SHERMAN, 1999)</w:t>
+          </w:r>
+          <w:r>
+            <w:rPr>
+              <w:rFonts w:ascii="Times New Roman" w:eastAsia="Times New Roman" w:hAnsi="Times New Roman" w:cs="Times New Roman"/>
+              <w:sz w:val="24"/>
+              <w:szCs w:val="24"/>
+            </w:rPr>
+            <w:fldChar w:fldCharType="end"/>
+          </w:r>
+        </w:sdtContent>
+      </w:sdt>
+      <w:r>
+        <w:rPr>
+          <w:rFonts w:ascii="Times New Roman" w:eastAsia="Times New Roman" w:hAnsi="Times New Roman" w:cs="Times New Roman"/>
+          <w:sz w:val="24"/>
+          <w:szCs w:val="24"/>
+        </w:rPr>
+        <w:t xml:space="preserve"> refleja una convergencia relativamente rápida de los factores hacia la unidad, mientras que el esquema del RGAA</w:t>
+      </w:r>
+      <w:sdt>
+        <w:sdtPr>
+          <w:rPr>
+            <w:rFonts w:ascii="Times New Roman" w:eastAsia="Times New Roman" w:hAnsi="Times New Roman" w:cs="Times New Roman"/>
+            <w:sz w:val="24"/>
+            <w:szCs w:val="24"/>
+          </w:rPr>
+          <w:id w:val="355391785"/>
+          <w:citation/>
+        </w:sdtPr>
+        <w:sdtContent>
+          <w:r>
+            <w:rPr>
+              <w:rFonts w:ascii="Times New Roman" w:eastAsia="Times New Roman" w:hAnsi="Times New Roman" w:cs="Times New Roman"/>
+              <w:sz w:val="24"/>
+              <w:szCs w:val="24"/>
+            </w:rPr>
+            <w:fldChar w:fldCharType="begin"/>
+          </w:r>
+          <w:r>
+            <w:rPr>
+              <w:rFonts w:ascii="Times New Roman" w:eastAsia="Times New Roman" w:hAnsi="Times New Roman" w:cs="Times New Roman"/>
+              <w:sz w:val="24"/>
+              <w:szCs w:val="24"/>
+            </w:rPr>
+            <w:instrText xml:space="preserve"> CITATION RGAA \l 1033 </w:instrText>
+          </w:r>
+          <w:r>
+            <w:rPr>
+              <w:rFonts w:ascii="Times New Roman" w:eastAsia="Times New Roman" w:hAnsi="Times New Roman" w:cs="Times New Roman"/>
+              <w:sz w:val="24"/>
+              <w:szCs w:val="24"/>
+            </w:rPr>
+            <w:fldChar w:fldCharType="separate"/>
+          </w:r>
+          <w:r>
+            <w:rPr>
+              <w:rFonts w:ascii="Times New Roman" w:eastAsia="Times New Roman" w:hAnsi="Times New Roman" w:cs="Times New Roman"/>
+              <w:noProof/>
+              <w:sz w:val="24"/>
+              <w:szCs w:val="24"/>
+            </w:rPr>
+            <w:t xml:space="preserve"> </w:t>
+          </w:r>
+          <w:r>
+            <w:rPr>
+              <w:rFonts w:ascii="Times New Roman" w:eastAsia="Times New Roman" w:hAnsi="Times New Roman" w:cs="Times New Roman"/>
+              <w:noProof/>
+              <w:sz w:val="24"/>
+              <w:szCs w:val="24"/>
+            </w:rPr>
+            <w:t>(Superintendencia de Seguros de la Nación, 2014)</w:t>
+          </w:r>
+          <w:r>
+            <w:rPr>
+              <w:rFonts w:ascii="Times New Roman" w:eastAsia="Times New Roman" w:hAnsi="Times New Roman" w:cs="Times New Roman"/>
+              <w:sz w:val="24"/>
+              <w:szCs w:val="24"/>
+            </w:rPr>
+            <w:fldChar w:fldCharType="end"/>
+          </w:r>
+        </w:sdtContent>
+      </w:sdt>
+      <w:r>
+        <w:rPr>
+          <w:rFonts w:ascii="Times New Roman" w:eastAsia="Times New Roman" w:hAnsi="Times New Roman" w:cs="Times New Roman"/>
+          <w:sz w:val="24"/>
+          <w:szCs w:val="24"/>
+        </w:rPr>
+        <w:t xml:space="preserve"> incorpora un supuesto de cola fija para todos los ramos de cola larga.</w:t>
+      </w:r>
+      <w:r>
+        <w:rPr>
+          <w:rFonts w:ascii="Times New Roman" w:eastAsia="Times New Roman" w:hAnsi="Times New Roman" w:cs="Times New Roman"/>
+          <w:sz w:val="24"/>
+          <w:szCs w:val="24"/>
+        </w:rPr>
+        <w:t xml:space="preserve"> Adicionalmente, el </w:t>
+      </w:r>
+      <w:r>
+        <w:rPr>
+          <w:rFonts w:ascii="Times New Roman" w:eastAsia="Times New Roman" w:hAnsi="Times New Roman" w:cs="Times New Roman"/>
+          <w:sz w:val="24"/>
+          <w:szCs w:val="24"/>
+        </w:rPr>
+        <w:t>Ajuste por Riesgo no financiero</w:t>
+      </w:r>
+      <w:r>
+        <w:rPr>
+          <w:rFonts w:ascii="Times New Roman" w:eastAsia="Times New Roman" w:hAnsi="Times New Roman" w:cs="Times New Roman"/>
+          <w:sz w:val="24"/>
+          <w:szCs w:val="24"/>
+        </w:rPr>
+        <w:t xml:space="preserve"> compone una gran parte de la reserva, cerrando la distancia entre los dos resultados.</w:t>
+      </w:r>
+      <w:r>
+        <w:rPr>
+          <w:rFonts w:ascii="Times New Roman" w:eastAsia="Times New Roman" w:hAnsi="Times New Roman" w:cs="Times New Roman"/>
+          <w:sz w:val="24"/>
+          <w:szCs w:val="24"/>
+        </w:rPr>
+        <w:t xml:space="preserve"> En </w:t>
+      </w:r>
+      <w:r>
+        <w:rPr>
+          <w:rFonts w:ascii="Times New Roman" w:eastAsia="Times New Roman" w:hAnsi="Times New Roman" w:cs="Times New Roman"/>
+          <w:sz w:val="24"/>
+          <w:szCs w:val="24"/>
+        </w:rPr>
+        <w:t xml:space="preserve">resumen, para </w:t>
+      </w:r>
+      <w:r>
+        <w:rPr>
+          <w:rFonts w:ascii="Times New Roman" w:eastAsia="Times New Roman" w:hAnsi="Times New Roman" w:cs="Times New Roman"/>
+          <w:sz w:val="24"/>
+          <w:szCs w:val="24"/>
+        </w:rPr>
+        <w:t xml:space="preserve">este </w:t>
       </w:r>
       <w:proofErr w:type="spellStart"/>
       <w:r>
@@ -25685,25 +26377,55 @@
           <w:sz w:val="24"/>
           <w:szCs w:val="24"/>
         </w:rPr>
-        <w:t xml:space="preserve">. Estas características se reflejan en una proyección de siniestros IBNR más elevada bajo el enfoque actuarial. En ambos casos, el factor de descuento reduce el valor presente del pasivo, atenuando parcialmente el efecto de la cola; no obstante, la diferencia respecto de RGAA se mantiene material. Cabe señalar que, en el tramo corto, pueden observarse factores de descuento superiores a 1, producto de tasas cero </w:t>
-      </w:r>
-      <w:proofErr w:type="gramStart"/>
-      <w:r>
-        <w:rPr>
-          <w:rFonts w:ascii="Times New Roman" w:eastAsia="Times New Roman" w:hAnsi="Times New Roman" w:cs="Times New Roman"/>
-          <w:sz w:val="24"/>
-          <w:szCs w:val="24"/>
-        </w:rPr>
-        <w:t>reales negativas</w:t>
-      </w:r>
-      <w:proofErr w:type="gramEnd"/>
-      <w:r>
-        <w:rPr>
-          <w:rFonts w:ascii="Times New Roman" w:eastAsia="Times New Roman" w:hAnsi="Times New Roman" w:cs="Times New Roman"/>
-          <w:sz w:val="24"/>
-          <w:szCs w:val="24"/>
-        </w:rPr>
-        <w:t xml:space="preserve">. A pesar de esto, el efecto predominante en horizontes </w:t>
+        <w:t xml:space="preserve">. </w:t>
+      </w:r>
+      <w:r>
+        <w:rPr>
+          <w:rFonts w:ascii="Times New Roman" w:eastAsia="Times New Roman" w:hAnsi="Times New Roman" w:cs="Times New Roman"/>
+          <w:sz w:val="24"/>
+          <w:szCs w:val="24"/>
+        </w:rPr>
+        <w:t>Las cuales</w:t>
+      </w:r>
+      <w:r>
+        <w:rPr>
+          <w:rFonts w:ascii="Times New Roman" w:eastAsia="Times New Roman" w:hAnsi="Times New Roman" w:cs="Times New Roman"/>
+          <w:sz w:val="24"/>
+          <w:szCs w:val="24"/>
+        </w:rPr>
+        <w:t xml:space="preserve"> se reflejan en una proyección de siniestros IBNR más elevada bajo el enfoque actuarial. En ambos casos, el factor de descuento reduce el valor presente del pasivo, atenuando parcialmente el efecto de la cola</w:t>
+      </w:r>
+      <w:r>
+        <w:rPr>
+          <w:rFonts w:ascii="Times New Roman" w:eastAsia="Times New Roman" w:hAnsi="Times New Roman" w:cs="Times New Roman"/>
+          <w:sz w:val="24"/>
+          <w:szCs w:val="24"/>
+        </w:rPr>
+        <w:t>.</w:t>
+      </w:r>
+      <w:r>
+        <w:rPr>
+          <w:rFonts w:ascii="Times New Roman" w:eastAsia="Times New Roman" w:hAnsi="Times New Roman" w:cs="Times New Roman"/>
+          <w:sz w:val="24"/>
+          <w:szCs w:val="24"/>
+        </w:rPr>
+        <w:t xml:space="preserve"> </w:t>
+      </w:r>
+      <w:r>
+        <w:rPr>
+          <w:rFonts w:ascii="Times New Roman" w:eastAsia="Times New Roman" w:hAnsi="Times New Roman" w:cs="Times New Roman"/>
+          <w:sz w:val="24"/>
+          <w:szCs w:val="24"/>
+        </w:rPr>
+        <w:t>N</w:t>
+      </w:r>
+      <w:r>
+        <w:rPr>
+          <w:rFonts w:ascii="Times New Roman" w:eastAsia="Times New Roman" w:hAnsi="Times New Roman" w:cs="Times New Roman"/>
+          <w:sz w:val="24"/>
+          <w:szCs w:val="24"/>
+        </w:rPr>
+        <w:t xml:space="preserve">o obstante, la diferencia respecto de RGAA se mantiene material. Cabe </w:t>
       </w:r>
       <w:r>
         <w:rPr>
@@ -25712,7 +26434,23 @@
           <w:szCs w:val="24"/>
         </w:rPr>
         <w:lastRenderedPageBreak/>
-        <w:t xml:space="preserve">mayores es la reducción del valor presente. El Ajuste de Riesgo No Financiero aporta una capa de prudencia explícita ausente en RGAA y resulta más significativo en aquellos </w:t>
+        <w:t>señalar que, en el tramo corto, pueden observarse factores de descuento superiores a 1, producto de tasas</w:t>
+      </w:r>
+      <w:r>
+        <w:rPr>
+          <w:rFonts w:ascii="Times New Roman" w:eastAsia="Times New Roman" w:hAnsi="Times New Roman" w:cs="Times New Roman"/>
+          <w:sz w:val="24"/>
+          <w:szCs w:val="24"/>
+        </w:rPr>
+        <w:t xml:space="preserve"> de rendimiento</w:t>
+      </w:r>
+      <w:r>
+        <w:rPr>
+          <w:rFonts w:ascii="Times New Roman" w:eastAsia="Times New Roman" w:hAnsi="Times New Roman" w:cs="Times New Roman"/>
+          <w:sz w:val="24"/>
+          <w:szCs w:val="24"/>
+        </w:rPr>
+        <w:t xml:space="preserve"> reales negativas. A pesar de esto, el efecto predominante en horizontes mayores es la reducción del valor presente. El Ajuste de Riesgo No Financiero aporta una capa de prudencia explícita ausente en RGAA y resulta más significativo en aquellos </w:t>
       </w:r>
       <w:proofErr w:type="spellStart"/>
       <w:r>
@@ -25760,11 +26498,11 @@
           <w:numId w:val="3"/>
         </w:numPr>
       </w:pPr>
-      <w:bookmarkStart w:id="41" w:name="_Toc221446760"/>
+      <w:bookmarkStart w:id="39" w:name="_Toc221446760"/>
       <w:r>
         <w:t>Conclusiones</w:t>
       </w:r>
-      <w:bookmarkEnd w:id="41"/>
+      <w:bookmarkEnd w:id="39"/>
     </w:p>
     <w:p>
       <w:pPr>
@@ -25782,25 +26520,164 @@
           <w:sz w:val="24"/>
           <w:szCs w:val="24"/>
         </w:rPr>
-        <w:t xml:space="preserve">La hipótesis inicial sostiene que los cambios normativos locales no son suficientes para calcular de manera efectiva la reserva IBNR en Responsabilidad Civil Automotor, en comparación con un estándar internacional como IFRS 17. A partir de los resultados obtenidos para RC Daños a Cosas, RC Lesiones a 3° Transportados y RC Lesiones a 3° No Transportados, la conclusión no es del todo </w:t>
-      </w:r>
-      <w:proofErr w:type="gramStart"/>
-      <w:r>
-        <w:rPr>
-          <w:rFonts w:ascii="Times New Roman" w:eastAsia="Times New Roman" w:hAnsi="Times New Roman" w:cs="Times New Roman"/>
-          <w:sz w:val="24"/>
-          <w:szCs w:val="24"/>
-        </w:rPr>
-        <w:t>evidente .</w:t>
-      </w:r>
-      <w:proofErr w:type="gramEnd"/>
-      <w:r>
-        <w:rPr>
-          <w:rFonts w:ascii="Times New Roman" w:eastAsia="Times New Roman" w:hAnsi="Times New Roman" w:cs="Times New Roman"/>
-          <w:sz w:val="24"/>
-          <w:szCs w:val="24"/>
-        </w:rPr>
-        <w:t xml:space="preserve"> La hipótesis no se rechaza en términos metodológicos y económicos, pero su aplicabilidad depende del contexto del mercado asegurador local. El RGAA provee un esquema operativo estandarizado, aunque con poca flexibilidad para capturar explícitamente los principales drivers del enfoque internacional: la dinámica de cola por </w:t>
+        <w:t>La hipótesis inicial sostiene que los cambios normativos locales no son suficientes para calcular de manera efectiva la reserva IBNR en Responsabilidad Civil Automotor, en comparación con un estándar internacional como IFRS 17</w:t>
+      </w:r>
+      <w:sdt>
+        <w:sdtPr>
+          <w:rPr>
+            <w:rFonts w:ascii="Times New Roman" w:eastAsia="Times New Roman" w:hAnsi="Times New Roman" w:cs="Times New Roman"/>
+            <w:sz w:val="24"/>
+            <w:szCs w:val="24"/>
+          </w:rPr>
+          <w:id w:val="278762383"/>
+          <w:citation/>
+        </w:sdtPr>
+        <w:sdtContent>
+          <w:r>
+            <w:rPr>
+              <w:rFonts w:ascii="Times New Roman" w:eastAsia="Times New Roman" w:hAnsi="Times New Roman" w:cs="Times New Roman"/>
+              <w:sz w:val="24"/>
+              <w:szCs w:val="24"/>
+            </w:rPr>
+            <w:fldChar w:fldCharType="begin"/>
+          </w:r>
+          <w:r>
+            <w:rPr>
+              <w:rFonts w:ascii="Times New Roman" w:eastAsia="Times New Roman" w:hAnsi="Times New Roman" w:cs="Times New Roman"/>
+              <w:sz w:val="24"/>
+              <w:szCs w:val="24"/>
+            </w:rPr>
+            <w:instrText xml:space="preserve"> CITATION IFRS17 \l 1033 </w:instrText>
+          </w:r>
+          <w:r>
+            <w:rPr>
+              <w:rFonts w:ascii="Times New Roman" w:eastAsia="Times New Roman" w:hAnsi="Times New Roman" w:cs="Times New Roman"/>
+              <w:sz w:val="24"/>
+              <w:szCs w:val="24"/>
+            </w:rPr>
+            <w:fldChar w:fldCharType="separate"/>
+          </w:r>
+          <w:r>
+            <w:rPr>
+              <w:rFonts w:ascii="Times New Roman" w:eastAsia="Times New Roman" w:hAnsi="Times New Roman" w:cs="Times New Roman"/>
+              <w:noProof/>
+              <w:sz w:val="24"/>
+              <w:szCs w:val="24"/>
+            </w:rPr>
+            <w:t xml:space="preserve"> </w:t>
+          </w:r>
+          <w:r>
+            <w:rPr>
+              <w:rFonts w:ascii="Times New Roman" w:eastAsia="Times New Roman" w:hAnsi="Times New Roman" w:cs="Times New Roman"/>
+              <w:noProof/>
+              <w:sz w:val="24"/>
+              <w:szCs w:val="24"/>
+            </w:rPr>
+            <w:t>(International Accounting Standards Board, 2017)</w:t>
+          </w:r>
+          <w:r>
+            <w:rPr>
+              <w:rFonts w:ascii="Times New Roman" w:eastAsia="Times New Roman" w:hAnsi="Times New Roman" w:cs="Times New Roman"/>
+              <w:sz w:val="24"/>
+              <w:szCs w:val="24"/>
+            </w:rPr>
+            <w:fldChar w:fldCharType="end"/>
+          </w:r>
+        </w:sdtContent>
+      </w:sdt>
+      <w:r>
+        <w:rPr>
+          <w:rFonts w:ascii="Times New Roman" w:eastAsia="Times New Roman" w:hAnsi="Times New Roman" w:cs="Times New Roman"/>
+          <w:sz w:val="24"/>
+          <w:szCs w:val="24"/>
+        </w:rPr>
+        <w:t xml:space="preserve">. A partir de los resultados obtenidos para RC Daños a Cosas, RC Lesiones a 3° Transportados y RC Lesiones a 3° No Transportados, la conclusión no es del todo </w:t>
+      </w:r>
+      <w:r>
+        <w:rPr>
+          <w:rFonts w:ascii="Times New Roman" w:eastAsia="Times New Roman" w:hAnsi="Times New Roman" w:cs="Times New Roman"/>
+          <w:sz w:val="24"/>
+          <w:szCs w:val="24"/>
+        </w:rPr>
+        <w:t>evidente.</w:t>
+      </w:r>
+      <w:r>
+        <w:rPr>
+          <w:rFonts w:ascii="Times New Roman" w:eastAsia="Times New Roman" w:hAnsi="Times New Roman" w:cs="Times New Roman"/>
+          <w:sz w:val="24"/>
+          <w:szCs w:val="24"/>
+        </w:rPr>
+        <w:t xml:space="preserve"> La hipótesis no se rechaza en términos metodológicos y económicos, pero su aplicabilidad depende del contexto del mercado asegurador local. El RGAA </w:t>
+      </w:r>
+      <w:sdt>
+        <w:sdtPr>
+          <w:rPr>
+            <w:rFonts w:ascii="Times New Roman" w:eastAsia="Times New Roman" w:hAnsi="Times New Roman" w:cs="Times New Roman"/>
+            <w:sz w:val="24"/>
+            <w:szCs w:val="24"/>
+          </w:rPr>
+          <w:id w:val="33241224"/>
+          <w:citation/>
+        </w:sdtPr>
+        <w:sdtContent>
+          <w:r>
+            <w:rPr>
+              <w:rFonts w:ascii="Times New Roman" w:eastAsia="Times New Roman" w:hAnsi="Times New Roman" w:cs="Times New Roman"/>
+              <w:sz w:val="24"/>
+              <w:szCs w:val="24"/>
+            </w:rPr>
+            <w:fldChar w:fldCharType="begin"/>
+          </w:r>
+          <w:r>
+            <w:rPr>
+              <w:rFonts w:ascii="Times New Roman" w:eastAsia="Times New Roman" w:hAnsi="Times New Roman" w:cs="Times New Roman"/>
+              <w:sz w:val="24"/>
+              <w:szCs w:val="24"/>
+            </w:rPr>
+            <w:instrText xml:space="preserve"> CITATION IFRS17 \l 1033 </w:instrText>
+          </w:r>
+          <w:r>
+            <w:rPr>
+              <w:rFonts w:ascii="Times New Roman" w:eastAsia="Times New Roman" w:hAnsi="Times New Roman" w:cs="Times New Roman"/>
+              <w:sz w:val="24"/>
+              <w:szCs w:val="24"/>
+            </w:rPr>
+            <w:fldChar w:fldCharType="separate"/>
+          </w:r>
+          <w:r>
+            <w:rPr>
+              <w:rFonts w:ascii="Times New Roman" w:eastAsia="Times New Roman" w:hAnsi="Times New Roman" w:cs="Times New Roman"/>
+              <w:noProof/>
+              <w:sz w:val="24"/>
+              <w:szCs w:val="24"/>
+            </w:rPr>
+            <w:t>(International Accounting Standards Board, 2017)</w:t>
+          </w:r>
+          <w:r>
+            <w:rPr>
+              <w:rFonts w:ascii="Times New Roman" w:eastAsia="Times New Roman" w:hAnsi="Times New Roman" w:cs="Times New Roman"/>
+              <w:sz w:val="24"/>
+              <w:szCs w:val="24"/>
+            </w:rPr>
+            <w:fldChar w:fldCharType="end"/>
+          </w:r>
+        </w:sdtContent>
+      </w:sdt>
+      <w:r>
+        <w:rPr>
+          <w:rFonts w:ascii="Times New Roman" w:eastAsia="Times New Roman" w:hAnsi="Times New Roman" w:cs="Times New Roman"/>
+          <w:sz w:val="24"/>
+          <w:szCs w:val="24"/>
+        </w:rPr>
+        <w:t xml:space="preserve"> </w:t>
+      </w:r>
+      <w:r>
+        <w:rPr>
+          <w:rFonts w:ascii="Times New Roman" w:eastAsia="Times New Roman" w:hAnsi="Times New Roman" w:cs="Times New Roman"/>
+          <w:sz w:val="24"/>
+          <w:szCs w:val="24"/>
+        </w:rPr>
+        <w:t xml:space="preserve">provee un esquema operativo estandarizado, aunque con poca flexibilidad para capturar explícitamente los principales drivers del enfoque internacional: la dinámica de cola por </w:t>
       </w:r>
       <w:proofErr w:type="spellStart"/>
       <w:r>
@@ -25837,6 +26714,7 @@
           <w:sz w:val="24"/>
           <w:szCs w:val="24"/>
         </w:rPr>
+        <w:lastRenderedPageBreak/>
         <w:t xml:space="preserve">En primer lugar, el procedimiento de actualización por FACPCE resulta una aproximación adecuada para expresar los siniestros en una unidad homogénea y reducir distorsiones inflacionarias. Si bien no captura de forma perfecta la inflación propia de cada </w:t>
       </w:r>
       <w:proofErr w:type="spellStart"/>
@@ -25855,7 +26733,371 @@
           <w:sz w:val="24"/>
           <w:szCs w:val="24"/>
         </w:rPr>
-        <w:t xml:space="preserve">, funciona como proxy razonable del valor real de la variación. No obstante, en segmentos con alta </w:t>
+        <w:t xml:space="preserve">, funciona como proxy razonable del valor real de la variación. No obstante, en segmentos con alta litigiosidad puede existir descalce respecto a la actualización de </w:t>
+      </w:r>
+      <w:r>
+        <w:rPr>
+          <w:rFonts w:ascii="Times New Roman" w:eastAsia="Times New Roman" w:hAnsi="Times New Roman" w:cs="Times New Roman"/>
+          <w:sz w:val="24"/>
+          <w:szCs w:val="24"/>
+        </w:rPr>
+        <w:t>estos</w:t>
+      </w:r>
+      <w:r>
+        <w:rPr>
+          <w:rFonts w:ascii="Times New Roman" w:eastAsia="Times New Roman" w:hAnsi="Times New Roman" w:cs="Times New Roman"/>
+          <w:sz w:val="24"/>
+          <w:szCs w:val="24"/>
+        </w:rPr>
+        <w:t>, requiriendo un enfoque más granular.</w:t>
+      </w:r>
+    </w:p>
+    <w:p>
+      <w:pPr>
+        <w:spacing w:line="480" w:lineRule="auto"/>
+        <w:jc w:val="both"/>
+        <w:rPr>
+          <w:rFonts w:ascii="Times New Roman" w:eastAsia="Times New Roman" w:hAnsi="Times New Roman" w:cs="Times New Roman"/>
+          <w:sz w:val="24"/>
+          <w:szCs w:val="24"/>
+        </w:rPr>
+      </w:pPr>
+      <w:r>
+        <w:rPr>
+          <w:rFonts w:ascii="Times New Roman" w:eastAsia="Times New Roman" w:hAnsi="Times New Roman" w:cs="Times New Roman"/>
+          <w:sz w:val="24"/>
+          <w:szCs w:val="24"/>
+        </w:rPr>
+        <w:t>En segundo lugar, el tratamiento de la estimación de siniestros bajo RGAA presenta una limitación metodológica. Al apoyarse en un supuesto de factor de cola fijo, para ramos de cola larga, se tiende a no representar la evolución</w:t>
+      </w:r>
+      <w:r>
+        <w:rPr>
+          <w:rFonts w:ascii="Times New Roman" w:eastAsia="Times New Roman" w:hAnsi="Times New Roman" w:cs="Times New Roman"/>
+          <w:sz w:val="24"/>
+          <w:szCs w:val="24"/>
+        </w:rPr>
+        <w:t xml:space="preserve"> de</w:t>
+      </w:r>
+      <w:r>
+        <w:rPr>
+          <w:rFonts w:ascii="Times New Roman" w:eastAsia="Times New Roman" w:hAnsi="Times New Roman" w:cs="Times New Roman"/>
+          <w:sz w:val="24"/>
+          <w:szCs w:val="24"/>
+        </w:rPr>
+        <w:t xml:space="preserve"> ramos y </w:t>
+      </w:r>
+      <w:proofErr w:type="spellStart"/>
+      <w:r>
+        <w:rPr>
+          <w:rFonts w:ascii="Times New Roman" w:eastAsia="Times New Roman" w:hAnsi="Times New Roman" w:cs="Times New Roman"/>
+          <w:sz w:val="24"/>
+          <w:szCs w:val="24"/>
+        </w:rPr>
+        <w:t>sub-ramos</w:t>
+      </w:r>
+      <w:proofErr w:type="spellEnd"/>
+      <w:r>
+        <w:rPr>
+          <w:rFonts w:ascii="Times New Roman" w:eastAsia="Times New Roman" w:hAnsi="Times New Roman" w:cs="Times New Roman"/>
+          <w:sz w:val="24"/>
+          <w:szCs w:val="24"/>
+        </w:rPr>
+        <w:t xml:space="preserve"> con perfiles de desarrollo de siniestros distintos. En esta tesina, la estimación por Chain Ladder con extrapolación por potencia inversa </w:t>
+      </w:r>
+      <w:sdt>
+        <w:sdtPr>
+          <w:rPr>
+            <w:rFonts w:ascii="Times New Roman" w:eastAsia="Times New Roman" w:hAnsi="Times New Roman" w:cs="Times New Roman"/>
+            <w:sz w:val="24"/>
+            <w:szCs w:val="24"/>
+          </w:rPr>
+          <w:id w:val="-79762188"/>
+          <w:citation/>
+        </w:sdtPr>
+        <w:sdtContent>
+          <w:r>
+            <w:rPr>
+              <w:rFonts w:ascii="Times New Roman" w:eastAsia="Times New Roman" w:hAnsi="Times New Roman" w:cs="Times New Roman"/>
+              <w:sz w:val="24"/>
+              <w:szCs w:val="24"/>
+            </w:rPr>
+            <w:fldChar w:fldCharType="begin"/>
+          </w:r>
+          <w:r>
+            <w:rPr>
+              <w:rFonts w:ascii="Times New Roman" w:eastAsia="Times New Roman" w:hAnsi="Times New Roman" w:cs="Times New Roman"/>
+              <w:sz w:val="24"/>
+              <w:szCs w:val="24"/>
+            </w:rPr>
+            <w:instrText xml:space="preserve"> CITATION RIC99 \l 1033 </w:instrText>
+          </w:r>
+          <w:r>
+            <w:rPr>
+              <w:rFonts w:ascii="Times New Roman" w:eastAsia="Times New Roman" w:hAnsi="Times New Roman" w:cs="Times New Roman"/>
+              <w:sz w:val="24"/>
+              <w:szCs w:val="24"/>
+            </w:rPr>
+            <w:fldChar w:fldCharType="separate"/>
+          </w:r>
+          <w:r>
+            <w:rPr>
+              <w:rFonts w:ascii="Times New Roman" w:eastAsia="Times New Roman" w:hAnsi="Times New Roman" w:cs="Times New Roman"/>
+              <w:noProof/>
+              <w:sz w:val="24"/>
+              <w:szCs w:val="24"/>
+            </w:rPr>
+            <w:t>(SHERMAN, 1999)</w:t>
+          </w:r>
+          <w:r>
+            <w:rPr>
+              <w:rFonts w:ascii="Times New Roman" w:eastAsia="Times New Roman" w:hAnsi="Times New Roman" w:cs="Times New Roman"/>
+              <w:sz w:val="24"/>
+              <w:szCs w:val="24"/>
+            </w:rPr>
+            <w:fldChar w:fldCharType="end"/>
+          </w:r>
+        </w:sdtContent>
+      </w:sdt>
+      <w:r>
+        <w:rPr>
+          <w:rFonts w:ascii="Times New Roman" w:eastAsia="Times New Roman" w:hAnsi="Times New Roman" w:cs="Times New Roman"/>
+          <w:sz w:val="24"/>
+          <w:szCs w:val="24"/>
+        </w:rPr>
+        <w:t xml:space="preserve"> </w:t>
+      </w:r>
+      <w:r>
+        <w:rPr>
+          <w:rFonts w:ascii="Times New Roman" w:eastAsia="Times New Roman" w:hAnsi="Times New Roman" w:cs="Times New Roman"/>
+          <w:sz w:val="24"/>
+          <w:szCs w:val="24"/>
+        </w:rPr>
+        <w:t xml:space="preserve">permitió capturar comportamientos característicos de cada </w:t>
+      </w:r>
+      <w:proofErr w:type="spellStart"/>
+      <w:r>
+        <w:rPr>
+          <w:rFonts w:ascii="Times New Roman" w:eastAsia="Times New Roman" w:hAnsi="Times New Roman" w:cs="Times New Roman"/>
+          <w:sz w:val="24"/>
+          <w:szCs w:val="24"/>
+        </w:rPr>
+        <w:t>sub-ramo</w:t>
+      </w:r>
+      <w:proofErr w:type="spellEnd"/>
+      <w:r>
+        <w:rPr>
+          <w:rFonts w:ascii="Times New Roman" w:eastAsia="Times New Roman" w:hAnsi="Times New Roman" w:cs="Times New Roman"/>
+          <w:sz w:val="24"/>
+          <w:szCs w:val="24"/>
+        </w:rPr>
+        <w:t xml:space="preserve"> analizado. En RC Daños a Cosas se observó un desarrollo tardío menor </w:t>
+      </w:r>
+      <w:r>
+        <w:rPr>
+          <w:rFonts w:ascii="Times New Roman" w:eastAsia="Times New Roman" w:hAnsi="Times New Roman" w:cs="Times New Roman"/>
+          <w:sz w:val="24"/>
+          <w:szCs w:val="24"/>
+        </w:rPr>
+        <w:t>al</w:t>
+      </w:r>
+      <w:r>
+        <w:rPr>
+          <w:rFonts w:ascii="Times New Roman" w:eastAsia="Times New Roman" w:hAnsi="Times New Roman" w:cs="Times New Roman"/>
+          <w:sz w:val="24"/>
+          <w:szCs w:val="24"/>
+        </w:rPr>
+        <w:t xml:space="preserve"> implícito </w:t>
+      </w:r>
+      <w:r>
+        <w:rPr>
+          <w:rFonts w:ascii="Times New Roman" w:eastAsia="Times New Roman" w:hAnsi="Times New Roman" w:cs="Times New Roman"/>
+          <w:sz w:val="24"/>
+          <w:szCs w:val="24"/>
+        </w:rPr>
+        <w:t>por</w:t>
+      </w:r>
+      <w:r>
+        <w:rPr>
+          <w:rFonts w:ascii="Times New Roman" w:eastAsia="Times New Roman" w:hAnsi="Times New Roman" w:cs="Times New Roman"/>
+          <w:sz w:val="24"/>
+          <w:szCs w:val="24"/>
+        </w:rPr>
+        <w:t xml:space="preserve"> la cola fija, mientras que en los </w:t>
+      </w:r>
+      <w:proofErr w:type="spellStart"/>
+      <w:r>
+        <w:rPr>
+          <w:rFonts w:ascii="Times New Roman" w:eastAsia="Times New Roman" w:hAnsi="Times New Roman" w:cs="Times New Roman"/>
+          <w:sz w:val="24"/>
+          <w:szCs w:val="24"/>
+        </w:rPr>
+        <w:t>sub-ramos</w:t>
+      </w:r>
+      <w:proofErr w:type="spellEnd"/>
+      <w:r>
+        <w:rPr>
+          <w:rFonts w:ascii="Times New Roman" w:eastAsia="Times New Roman" w:hAnsi="Times New Roman" w:cs="Times New Roman"/>
+          <w:sz w:val="24"/>
+          <w:szCs w:val="24"/>
+        </w:rPr>
+        <w:t xml:space="preserve"> de Lesiones la cola resultó </w:t>
+      </w:r>
+      <w:r>
+        <w:rPr>
+          <w:rFonts w:ascii="Times New Roman" w:eastAsia="Times New Roman" w:hAnsi="Times New Roman" w:cs="Times New Roman"/>
+          <w:sz w:val="24"/>
+          <w:szCs w:val="24"/>
+        </w:rPr>
+        <w:t xml:space="preserve">ser </w:t>
+      </w:r>
+      <w:r>
+        <w:rPr>
+          <w:rFonts w:ascii="Times New Roman" w:eastAsia="Times New Roman" w:hAnsi="Times New Roman" w:cs="Times New Roman"/>
+          <w:sz w:val="24"/>
+          <w:szCs w:val="24"/>
+        </w:rPr>
+        <w:t xml:space="preserve">más duradera. Esta metodología premia el buen manejo de cartera de </w:t>
+      </w:r>
+      <w:r>
+        <w:rPr>
+          <w:rFonts w:ascii="Times New Roman" w:eastAsia="Times New Roman" w:hAnsi="Times New Roman" w:cs="Times New Roman"/>
+          <w:sz w:val="24"/>
+          <w:szCs w:val="24"/>
+        </w:rPr>
+        <w:t>seguros,</w:t>
+      </w:r>
+      <w:r>
+        <w:rPr>
+          <w:rFonts w:ascii="Times New Roman" w:eastAsia="Times New Roman" w:hAnsi="Times New Roman" w:cs="Times New Roman"/>
+          <w:sz w:val="24"/>
+          <w:szCs w:val="24"/>
+        </w:rPr>
+        <w:t xml:space="preserve"> aunque necesita respaldo empírico para evitar depender excesivamente de supuestos sobre el desarrollo y estabilidad.</w:t>
+      </w:r>
+    </w:p>
+    <w:p>
+      <w:pPr>
+        <w:spacing w:line="480" w:lineRule="auto"/>
+        <w:jc w:val="both"/>
+        <w:rPr>
+          <w:rFonts w:ascii="Times New Roman" w:eastAsia="Times New Roman" w:hAnsi="Times New Roman" w:cs="Times New Roman"/>
+          <w:sz w:val="24"/>
+          <w:szCs w:val="24"/>
+        </w:rPr>
+      </w:pPr>
+      <w:r>
+        <w:rPr>
+          <w:rFonts w:ascii="Times New Roman" w:eastAsia="Times New Roman" w:hAnsi="Times New Roman" w:cs="Times New Roman"/>
+          <w:sz w:val="24"/>
+          <w:szCs w:val="24"/>
+        </w:rPr>
+        <w:t xml:space="preserve">En tercer lugar, IFRS 17 </w:t>
+      </w:r>
+      <w:sdt>
+        <w:sdtPr>
+          <w:rPr>
+            <w:rFonts w:ascii="Times New Roman" w:eastAsia="Times New Roman" w:hAnsi="Times New Roman" w:cs="Times New Roman"/>
+            <w:sz w:val="24"/>
+            <w:szCs w:val="24"/>
+          </w:rPr>
+          <w:id w:val="1490670025"/>
+          <w:citation/>
+        </w:sdtPr>
+        <w:sdtContent>
+          <w:r>
+            <w:rPr>
+              <w:rFonts w:ascii="Times New Roman" w:eastAsia="Times New Roman" w:hAnsi="Times New Roman" w:cs="Times New Roman"/>
+              <w:sz w:val="24"/>
+              <w:szCs w:val="24"/>
+            </w:rPr>
+            <w:fldChar w:fldCharType="begin"/>
+          </w:r>
+          <w:r>
+            <w:rPr>
+              <w:rFonts w:ascii="Times New Roman" w:eastAsia="Times New Roman" w:hAnsi="Times New Roman" w:cs="Times New Roman"/>
+              <w:sz w:val="24"/>
+              <w:szCs w:val="24"/>
+            </w:rPr>
+            <w:instrText xml:space="preserve"> CITATION IFRS17 \l 1033 </w:instrText>
+          </w:r>
+          <w:r>
+            <w:rPr>
+              <w:rFonts w:ascii="Times New Roman" w:eastAsia="Times New Roman" w:hAnsi="Times New Roman" w:cs="Times New Roman"/>
+              <w:sz w:val="24"/>
+              <w:szCs w:val="24"/>
+            </w:rPr>
+            <w:fldChar w:fldCharType="separate"/>
+          </w:r>
+          <w:r>
+            <w:rPr>
+              <w:rFonts w:ascii="Times New Roman" w:eastAsia="Times New Roman" w:hAnsi="Times New Roman" w:cs="Times New Roman"/>
+              <w:noProof/>
+              <w:sz w:val="24"/>
+              <w:szCs w:val="24"/>
+            </w:rPr>
+            <w:t>(International Accounting Standards Board, 2017)</w:t>
+          </w:r>
+          <w:r>
+            <w:rPr>
+              <w:rFonts w:ascii="Times New Roman" w:eastAsia="Times New Roman" w:hAnsi="Times New Roman" w:cs="Times New Roman"/>
+              <w:sz w:val="24"/>
+              <w:szCs w:val="24"/>
+            </w:rPr>
+            <w:fldChar w:fldCharType="end"/>
+          </w:r>
+        </w:sdtContent>
+      </w:sdt>
+      <w:r>
+        <w:rPr>
+          <w:rFonts w:ascii="Times New Roman" w:eastAsia="Times New Roman" w:hAnsi="Times New Roman" w:cs="Times New Roman"/>
+          <w:sz w:val="24"/>
+          <w:szCs w:val="24"/>
+        </w:rPr>
+        <w:t xml:space="preserve"> </w:t>
+      </w:r>
+      <w:r>
+        <w:rPr>
+          <w:rFonts w:ascii="Times New Roman" w:eastAsia="Times New Roman" w:hAnsi="Times New Roman" w:cs="Times New Roman"/>
+          <w:sz w:val="24"/>
+          <w:szCs w:val="24"/>
+        </w:rPr>
+        <w:t>exige una medición explícita del factor de descuento coherente con los flujos del pasivo. La implementación top-</w:t>
+      </w:r>
+      <w:proofErr w:type="spellStart"/>
+      <w:r>
+        <w:rPr>
+          <w:rFonts w:ascii="Times New Roman" w:eastAsia="Times New Roman" w:hAnsi="Times New Roman" w:cs="Times New Roman"/>
+          <w:sz w:val="24"/>
+          <w:szCs w:val="24"/>
+        </w:rPr>
+        <w:t>down</w:t>
+      </w:r>
+      <w:proofErr w:type="spellEnd"/>
+      <w:r>
+        <w:rPr>
+          <w:rFonts w:ascii="Times New Roman" w:eastAsia="Times New Roman" w:hAnsi="Times New Roman" w:cs="Times New Roman"/>
+          <w:sz w:val="24"/>
+          <w:szCs w:val="24"/>
+        </w:rPr>
+        <w:t xml:space="preserve"> adoptada implica supuestos relevantes (como la selección de instrumentos, depuración de riesgo de crédito, </w:t>
+      </w:r>
+      <w:proofErr w:type="spellStart"/>
+      <w:r>
+        <w:rPr>
+          <w:rFonts w:ascii="Times New Roman" w:eastAsia="Times New Roman" w:hAnsi="Times New Roman" w:cs="Times New Roman"/>
+          <w:sz w:val="24"/>
+          <w:szCs w:val="24"/>
+        </w:rPr>
+        <w:t>proxies</w:t>
+      </w:r>
+      <w:proofErr w:type="spellEnd"/>
+      <w:r>
+        <w:rPr>
+          <w:rFonts w:ascii="Times New Roman" w:eastAsia="Times New Roman" w:hAnsi="Times New Roman" w:cs="Times New Roman"/>
+          <w:sz w:val="24"/>
+          <w:szCs w:val="24"/>
+        </w:rPr>
+        <w:t xml:space="preserve"> de PD y LGD; y estabilidad por tramos) que pueden introducir volatilidad y generar inestabilidad en un entorno cambiante como Argentina. En consecuencia, si bien el reconocimiento del valor tiempo-dinero del seguro es positivo desde el punto de vista metodológico, su aplicación puede representar un esfuerzo significativo en implementación, mantenimiento y gobernanza. Del lado regulatorio, su estandarización es compleja por la </w:t>
       </w:r>
       <w:r>
         <w:rPr>
@@ -25864,25 +27106,7 @@
           <w:szCs w:val="24"/>
         </w:rPr>
         <w:lastRenderedPageBreak/>
-        <w:t xml:space="preserve">litigiosidad puede existir descalce respecto a la actualización de </w:t>
-      </w:r>
-      <w:proofErr w:type="gramStart"/>
-      <w:r>
-        <w:rPr>
-          <w:rFonts w:ascii="Times New Roman" w:eastAsia="Times New Roman" w:hAnsi="Times New Roman" w:cs="Times New Roman"/>
-          <w:sz w:val="24"/>
-          <w:szCs w:val="24"/>
-        </w:rPr>
-        <w:t>los mismos</w:t>
-      </w:r>
-      <w:proofErr w:type="gramEnd"/>
-      <w:r>
-        <w:rPr>
-          <w:rFonts w:ascii="Times New Roman" w:eastAsia="Times New Roman" w:hAnsi="Times New Roman" w:cs="Times New Roman"/>
-          <w:sz w:val="24"/>
-          <w:szCs w:val="24"/>
-        </w:rPr>
-        <w:t>, requiriendo un enfoque más granular.</w:t>
+        <w:t>sensibilidad del resultado y por la amplitud razonable de interpretaciones y supuestos que pueden hacerse sobre ella.</w:t>
       </w:r>
     </w:p>
     <w:p>
@@ -25901,7 +27125,7 @@
           <w:sz w:val="24"/>
           <w:szCs w:val="24"/>
         </w:rPr>
-        <w:t xml:space="preserve">En segundo lugar, el tratamiento de la estimación de siniestros bajo RGAA presenta una limitación metodológica. Al apoyarse en un supuesto de factor de cola fijo, para ramos de cola larga, se tiende a no representar la evolución ramos y </w:t>
+        <w:t xml:space="preserve">En cuarto lugar, la cuantificación del Ajuste por Riesgo No Financiero es una buena herramienta para reflejar explícitamente la incertidumbre y resguardarse ante ramos o </w:t>
       </w:r>
       <w:proofErr w:type="spellStart"/>
       <w:r>
@@ -25919,7 +27143,7 @@
           <w:sz w:val="24"/>
           <w:szCs w:val="24"/>
         </w:rPr>
-        <w:t xml:space="preserve"> con perfiles de desarrollo de siniestros distintos. En esta tesina, la estimación por Chain Ladder con extrapolación por potencia inversa permitió capturar comportamientos característicos de cada </w:t>
+        <w:t xml:space="preserve"> volátiles. En esta tesina, el RA se estimó a partir de distribuciones empíricas del valor presente mediante </w:t>
       </w:r>
       <w:proofErr w:type="spellStart"/>
       <w:r>
@@ -25928,7 +27152,7 @@
           <w:sz w:val="24"/>
           <w:szCs w:val="24"/>
         </w:rPr>
-        <w:t>sub-ramo</w:t>
+        <w:t>remuestreo</w:t>
       </w:r>
       <w:proofErr w:type="spellEnd"/>
       <w:r>
@@ -25937,7 +27161,7 @@
           <w:sz w:val="24"/>
           <w:szCs w:val="24"/>
         </w:rPr>
-        <w:t xml:space="preserve"> analizado. En RC Daños a Cosas se observó un desarrollo tardío menor que el implícito en la cola fija, mientras que en los </w:t>
+        <w:t xml:space="preserve">. La evidencia de asimetría y cola derecha sugiere que un enfoque determinístico tiende a </w:t>
       </w:r>
       <w:proofErr w:type="spellStart"/>
       <w:r>
@@ -25946,7 +27170,7 @@
           <w:sz w:val="24"/>
           <w:szCs w:val="24"/>
         </w:rPr>
-        <w:t>sub-ramos</w:t>
+        <w:t>subrrepresentar</w:t>
       </w:r>
       <w:proofErr w:type="spellEnd"/>
       <w:r>
@@ -25955,25 +27179,39 @@
           <w:sz w:val="24"/>
           <w:szCs w:val="24"/>
         </w:rPr>
-        <w:t xml:space="preserve"> de Lesiones la cola resultó más duradera. Esta metodología premia el buen manejo de cartera de </w:t>
-      </w:r>
-      <w:proofErr w:type="gramStart"/>
-      <w:r>
-        <w:rPr>
-          <w:rFonts w:ascii="Times New Roman" w:eastAsia="Times New Roman" w:hAnsi="Times New Roman" w:cs="Times New Roman"/>
-          <w:sz w:val="24"/>
-          <w:szCs w:val="24"/>
-        </w:rPr>
-        <w:t>seguros</w:t>
-      </w:r>
-      <w:proofErr w:type="gramEnd"/>
-      <w:r>
-        <w:rPr>
-          <w:rFonts w:ascii="Times New Roman" w:eastAsia="Times New Roman" w:hAnsi="Times New Roman" w:cs="Times New Roman"/>
-          <w:sz w:val="24"/>
-          <w:szCs w:val="24"/>
-        </w:rPr>
-        <w:t xml:space="preserve"> aunque necesita respaldo empírico para evitar depender excesivamente de supuestos sobre el desarrollo y estabilidad.</w:t>
+        <w:t xml:space="preserve"> la incertidumbre, lo que resalta la importancia de este componente.  No obstante, el nivel del ajuste depende de las decisiones tomadas en etapas previas (actualización, proyección, extrapolación y descuento), por lo que su estimación requiere coherencia de supuestos anteriores, calidad de datos y controles para evitar amplificar ruido</w:t>
+      </w:r>
+      <w:r>
+        <w:rPr>
+          <w:rFonts w:ascii="Times New Roman" w:eastAsia="Times New Roman" w:hAnsi="Times New Roman" w:cs="Times New Roman"/>
+          <w:sz w:val="24"/>
+          <w:szCs w:val="24"/>
+        </w:rPr>
+        <w:t xml:space="preserve">, </w:t>
+      </w:r>
+      <w:r>
+        <w:rPr>
+          <w:rFonts w:ascii="Times New Roman" w:eastAsia="Times New Roman" w:hAnsi="Times New Roman" w:cs="Times New Roman"/>
+          <w:sz w:val="24"/>
+          <w:szCs w:val="24"/>
+        </w:rPr>
+        <w:t>sobreestima</w:t>
+      </w:r>
+      <w:r>
+        <w:rPr>
+          <w:rFonts w:ascii="Times New Roman" w:eastAsia="Times New Roman" w:hAnsi="Times New Roman" w:cs="Times New Roman"/>
+          <w:sz w:val="24"/>
+          <w:szCs w:val="24"/>
+        </w:rPr>
+        <w:t>ndo así,</w:t>
+      </w:r>
+      <w:r>
+        <w:rPr>
+          <w:rFonts w:ascii="Times New Roman" w:eastAsia="Times New Roman" w:hAnsi="Times New Roman" w:cs="Times New Roman"/>
+          <w:sz w:val="24"/>
+          <w:szCs w:val="24"/>
+        </w:rPr>
+        <w:t xml:space="preserve"> la incertidumbre de la estimación.</w:t>
       </w:r>
     </w:p>
     <w:p>
@@ -25992,161 +27230,149 @@
           <w:sz w:val="24"/>
           <w:szCs w:val="24"/>
         </w:rPr>
-        <w:t>En tercer lugar, IFRS 17 exige una medición explícita del factor de descuento coherente con los flujos del pasivo. La implementación top-</w:t>
-      </w:r>
-      <w:proofErr w:type="spellStart"/>
-      <w:r>
-        <w:rPr>
-          <w:rFonts w:ascii="Times New Roman" w:eastAsia="Times New Roman" w:hAnsi="Times New Roman" w:cs="Times New Roman"/>
-          <w:sz w:val="24"/>
-          <w:szCs w:val="24"/>
-        </w:rPr>
-        <w:t>down</w:t>
-      </w:r>
-      <w:proofErr w:type="spellEnd"/>
-      <w:r>
-        <w:rPr>
-          <w:rFonts w:ascii="Times New Roman" w:eastAsia="Times New Roman" w:hAnsi="Times New Roman" w:cs="Times New Roman"/>
-          <w:sz w:val="24"/>
-          <w:szCs w:val="24"/>
-        </w:rPr>
-        <w:t xml:space="preserve"> adoptada implica supuestos relevantes (como la selección de instrumentos, depuración de riesgo de crédito, </w:t>
-      </w:r>
-      <w:proofErr w:type="spellStart"/>
-      <w:r>
-        <w:rPr>
-          <w:rFonts w:ascii="Times New Roman" w:eastAsia="Times New Roman" w:hAnsi="Times New Roman" w:cs="Times New Roman"/>
-          <w:sz w:val="24"/>
-          <w:szCs w:val="24"/>
-        </w:rPr>
-        <w:t>proxies</w:t>
-      </w:r>
-      <w:proofErr w:type="spellEnd"/>
-      <w:r>
-        <w:rPr>
-          <w:rFonts w:ascii="Times New Roman" w:eastAsia="Times New Roman" w:hAnsi="Times New Roman" w:cs="Times New Roman"/>
-          <w:sz w:val="24"/>
-          <w:szCs w:val="24"/>
-        </w:rPr>
-        <w:t xml:space="preserve"> de PD y LGD; y estabilidad por tramos) que pueden introducir volatilidad y generar inestabilidad en un entorno cambiante como Argentina. En consecuencia, si bien el reconocimiento del valor tiempo-dinero del seguro es positivo desde el punto de vista metodológico, su aplicación puede representar un esfuerzo significativo en implementación, mantenimiento y gobernanza </w:t>
-      </w:r>
-      <w:proofErr w:type="gramStart"/>
-      <w:r>
-        <w:rPr>
-          <w:rFonts w:ascii="Times New Roman" w:eastAsia="Times New Roman" w:hAnsi="Times New Roman" w:cs="Times New Roman"/>
-          <w:sz w:val="24"/>
-          <w:szCs w:val="24"/>
-        </w:rPr>
-        <w:t>del mismo</w:t>
-      </w:r>
-      <w:proofErr w:type="gramEnd"/>
-      <w:r>
-        <w:rPr>
-          <w:rFonts w:ascii="Times New Roman" w:eastAsia="Times New Roman" w:hAnsi="Times New Roman" w:cs="Times New Roman"/>
-          <w:sz w:val="24"/>
-          <w:szCs w:val="24"/>
-        </w:rPr>
-        <w:t>. Del lado regulatorio, su estandarización es compleja por la sensibilidad del resultado y por la amplitud razonable de interpretaciones y supuestos que pueden hacerse sobre ella.</w:t>
-      </w:r>
-    </w:p>
-    <w:p>
-      <w:pPr>
-        <w:spacing w:line="480" w:lineRule="auto"/>
-        <w:jc w:val="both"/>
-        <w:rPr>
-          <w:rFonts w:ascii="Times New Roman" w:eastAsia="Times New Roman" w:hAnsi="Times New Roman" w:cs="Times New Roman"/>
-          <w:sz w:val="24"/>
-          <w:szCs w:val="24"/>
-        </w:rPr>
-      </w:pPr>
-      <w:r>
-        <w:rPr>
-          <w:rFonts w:ascii="Times New Roman" w:eastAsia="Times New Roman" w:hAnsi="Times New Roman" w:cs="Times New Roman"/>
-          <w:sz w:val="24"/>
-          <w:szCs w:val="24"/>
-        </w:rPr>
-        <w:t xml:space="preserve">En cuarto lugar, la cuantificación del Ajuste por Riesgo No Financiero es una buena herramienta para reflejar explícitamente la incertidumbre y resguardarse ante ramos o </w:t>
-      </w:r>
-      <w:proofErr w:type="spellStart"/>
-      <w:r>
-        <w:rPr>
-          <w:rFonts w:ascii="Times New Roman" w:eastAsia="Times New Roman" w:hAnsi="Times New Roman" w:cs="Times New Roman"/>
-          <w:sz w:val="24"/>
-          <w:szCs w:val="24"/>
-        </w:rPr>
-        <w:t>sub-ramos</w:t>
-      </w:r>
-      <w:proofErr w:type="spellEnd"/>
-      <w:r>
-        <w:rPr>
-          <w:rFonts w:ascii="Times New Roman" w:eastAsia="Times New Roman" w:hAnsi="Times New Roman" w:cs="Times New Roman"/>
-          <w:sz w:val="24"/>
-          <w:szCs w:val="24"/>
-        </w:rPr>
-        <w:t xml:space="preserve"> volátiles. En esta tesina, el RA se estimó a partir de distribuciones empíricas del valor presente mediante </w:t>
-      </w:r>
-      <w:proofErr w:type="spellStart"/>
-      <w:r>
-        <w:rPr>
-          <w:rFonts w:ascii="Times New Roman" w:eastAsia="Times New Roman" w:hAnsi="Times New Roman" w:cs="Times New Roman"/>
-          <w:sz w:val="24"/>
-          <w:szCs w:val="24"/>
-        </w:rPr>
-        <w:lastRenderedPageBreak/>
-        <w:t>remuestreo</w:t>
-      </w:r>
-      <w:proofErr w:type="spellEnd"/>
-      <w:r>
-        <w:rPr>
-          <w:rFonts w:ascii="Times New Roman" w:eastAsia="Times New Roman" w:hAnsi="Times New Roman" w:cs="Times New Roman"/>
-          <w:sz w:val="24"/>
-          <w:szCs w:val="24"/>
-        </w:rPr>
-        <w:t xml:space="preserve">. La evidencia de asimetría y cola derecha sugiere que un enfoque determinístico tiende a </w:t>
-      </w:r>
-      <w:proofErr w:type="spellStart"/>
-      <w:r>
-        <w:rPr>
-          <w:rFonts w:ascii="Times New Roman" w:eastAsia="Times New Roman" w:hAnsi="Times New Roman" w:cs="Times New Roman"/>
-          <w:sz w:val="24"/>
-          <w:szCs w:val="24"/>
-        </w:rPr>
-        <w:t>subrrepresentar</w:t>
-      </w:r>
-      <w:proofErr w:type="spellEnd"/>
-      <w:r>
-        <w:rPr>
-          <w:rFonts w:ascii="Times New Roman" w:eastAsia="Times New Roman" w:hAnsi="Times New Roman" w:cs="Times New Roman"/>
-          <w:sz w:val="24"/>
-          <w:szCs w:val="24"/>
-        </w:rPr>
-        <w:t xml:space="preserve"> la incertidumbre, lo que resalta la importancia de este componente.  No obstante, el nivel del ajuste depende de las decisiones tomadas en etapas previas (actualización, proyección, extrapolación y descuento), por lo que su estimación requiere coherencia de supuestos anteriores, calidad de datos y controles para evitar amplificar ruido y sobreestimar la incertidumbre de la estimación.</w:t>
-      </w:r>
-    </w:p>
-    <w:p>
-      <w:pPr>
-        <w:spacing w:line="480" w:lineRule="auto"/>
-        <w:jc w:val="both"/>
-        <w:rPr>
-          <w:rFonts w:ascii="Times New Roman" w:eastAsia="Times New Roman" w:hAnsi="Times New Roman" w:cs="Times New Roman"/>
-          <w:sz w:val="24"/>
-          <w:szCs w:val="24"/>
-        </w:rPr>
-      </w:pPr>
-      <w:r>
-        <w:rPr>
-          <w:rFonts w:ascii="Times New Roman" w:eastAsia="Times New Roman" w:hAnsi="Times New Roman" w:cs="Times New Roman"/>
-          <w:sz w:val="24"/>
-          <w:szCs w:val="24"/>
-        </w:rPr>
-        <w:t>En conclusión, un enfoque normativo como IFRS 17 permite una medición más integral y eficaz del riesgo que el RGAA, sin embargo, en el contexto local, la ganancia conceptual debe balancearse con la complejidad de implementación y la sensibilidad de los supuestos para asegurar resultados trazables, estables y que ayuden a la previsibilidad.</w:t>
-      </w:r>
-      <w:commentRangeEnd w:id="40"/>
-      <w:r>
-        <w:rPr>
-          <w:rStyle w:val="CommentReference"/>
-        </w:rPr>
-        <w:commentReference w:id="40"/>
+        <w:t>En conclusión, un enfoque normativo como IFRS 17</w:t>
+      </w:r>
+      <w:sdt>
+        <w:sdtPr>
+          <w:rPr>
+            <w:rFonts w:ascii="Times New Roman" w:eastAsia="Times New Roman" w:hAnsi="Times New Roman" w:cs="Times New Roman"/>
+            <w:sz w:val="24"/>
+            <w:szCs w:val="24"/>
+          </w:rPr>
+          <w:id w:val="1687713199"/>
+          <w:citation/>
+        </w:sdtPr>
+        <w:sdtContent>
+          <w:r>
+            <w:rPr>
+              <w:rFonts w:ascii="Times New Roman" w:eastAsia="Times New Roman" w:hAnsi="Times New Roman" w:cs="Times New Roman"/>
+              <w:sz w:val="24"/>
+              <w:szCs w:val="24"/>
+            </w:rPr>
+            <w:fldChar w:fldCharType="begin"/>
+          </w:r>
+          <w:r>
+            <w:rPr>
+              <w:rFonts w:ascii="Times New Roman" w:eastAsia="Times New Roman" w:hAnsi="Times New Roman" w:cs="Times New Roman"/>
+              <w:sz w:val="24"/>
+              <w:szCs w:val="24"/>
+            </w:rPr>
+            <w:instrText xml:space="preserve"> CITATION IFRS17 \l 1033 </w:instrText>
+          </w:r>
+          <w:r>
+            <w:rPr>
+              <w:rFonts w:ascii="Times New Roman" w:eastAsia="Times New Roman" w:hAnsi="Times New Roman" w:cs="Times New Roman"/>
+              <w:sz w:val="24"/>
+              <w:szCs w:val="24"/>
+            </w:rPr>
+            <w:fldChar w:fldCharType="separate"/>
+          </w:r>
+          <w:r>
+            <w:rPr>
+              <w:rFonts w:ascii="Times New Roman" w:eastAsia="Times New Roman" w:hAnsi="Times New Roman" w:cs="Times New Roman"/>
+              <w:noProof/>
+              <w:sz w:val="24"/>
+              <w:szCs w:val="24"/>
+            </w:rPr>
+            <w:t xml:space="preserve"> </w:t>
+          </w:r>
+          <w:r>
+            <w:rPr>
+              <w:rFonts w:ascii="Times New Roman" w:eastAsia="Times New Roman" w:hAnsi="Times New Roman" w:cs="Times New Roman"/>
+              <w:noProof/>
+              <w:sz w:val="24"/>
+              <w:szCs w:val="24"/>
+            </w:rPr>
+            <w:t>(International Accounting Standards Board, 2017)</w:t>
+          </w:r>
+          <w:r>
+            <w:rPr>
+              <w:rFonts w:ascii="Times New Roman" w:eastAsia="Times New Roman" w:hAnsi="Times New Roman" w:cs="Times New Roman"/>
+              <w:sz w:val="24"/>
+              <w:szCs w:val="24"/>
+            </w:rPr>
+            <w:fldChar w:fldCharType="end"/>
+          </w:r>
+        </w:sdtContent>
+      </w:sdt>
+      <w:r>
+        <w:rPr>
+          <w:rFonts w:ascii="Times New Roman" w:eastAsia="Times New Roman" w:hAnsi="Times New Roman" w:cs="Times New Roman"/>
+          <w:sz w:val="24"/>
+          <w:szCs w:val="24"/>
+        </w:rPr>
+        <w:t xml:space="preserve"> permite una medición más integral y eficaz del riesgo que el RGAA</w:t>
+      </w:r>
+      <w:sdt>
+        <w:sdtPr>
+          <w:rPr>
+            <w:rFonts w:ascii="Times New Roman" w:eastAsia="Times New Roman" w:hAnsi="Times New Roman" w:cs="Times New Roman"/>
+            <w:sz w:val="24"/>
+            <w:szCs w:val="24"/>
+          </w:rPr>
+          <w:id w:val="77874279"/>
+          <w:citation/>
+        </w:sdtPr>
+        <w:sdtContent>
+          <w:r>
+            <w:rPr>
+              <w:rFonts w:ascii="Times New Roman" w:eastAsia="Times New Roman" w:hAnsi="Times New Roman" w:cs="Times New Roman"/>
+              <w:sz w:val="24"/>
+              <w:szCs w:val="24"/>
+            </w:rPr>
+            <w:fldChar w:fldCharType="begin"/>
+          </w:r>
+          <w:r>
+            <w:rPr>
+              <w:rFonts w:ascii="Times New Roman" w:eastAsia="Times New Roman" w:hAnsi="Times New Roman" w:cs="Times New Roman"/>
+              <w:sz w:val="24"/>
+              <w:szCs w:val="24"/>
+            </w:rPr>
+            <w:instrText xml:space="preserve"> CITATION RGAA \l 1033 </w:instrText>
+          </w:r>
+          <w:r>
+            <w:rPr>
+              <w:rFonts w:ascii="Times New Roman" w:eastAsia="Times New Roman" w:hAnsi="Times New Roman" w:cs="Times New Roman"/>
+              <w:sz w:val="24"/>
+              <w:szCs w:val="24"/>
+            </w:rPr>
+            <w:fldChar w:fldCharType="separate"/>
+          </w:r>
+          <w:r>
+            <w:rPr>
+              <w:rFonts w:ascii="Times New Roman" w:eastAsia="Times New Roman" w:hAnsi="Times New Roman" w:cs="Times New Roman"/>
+              <w:noProof/>
+              <w:sz w:val="24"/>
+              <w:szCs w:val="24"/>
+            </w:rPr>
+            <w:t xml:space="preserve"> </w:t>
+          </w:r>
+          <w:r>
+            <w:rPr>
+              <w:rFonts w:ascii="Times New Roman" w:eastAsia="Times New Roman" w:hAnsi="Times New Roman" w:cs="Times New Roman"/>
+              <w:noProof/>
+              <w:sz w:val="24"/>
+              <w:szCs w:val="24"/>
+            </w:rPr>
+            <w:t>(Superintendencia de Seguros de la Nación, 2014)</w:t>
+          </w:r>
+          <w:r>
+            <w:rPr>
+              <w:rFonts w:ascii="Times New Roman" w:eastAsia="Times New Roman" w:hAnsi="Times New Roman" w:cs="Times New Roman"/>
+              <w:sz w:val="24"/>
+              <w:szCs w:val="24"/>
+            </w:rPr>
+            <w:fldChar w:fldCharType="end"/>
+          </w:r>
+        </w:sdtContent>
+      </w:sdt>
+      <w:r>
+        <w:rPr>
+          <w:rFonts w:ascii="Times New Roman" w:eastAsia="Times New Roman" w:hAnsi="Times New Roman" w:cs="Times New Roman"/>
+          <w:sz w:val="24"/>
+          <w:szCs w:val="24"/>
+        </w:rPr>
+        <w:t>, sin embargo, en el contexto local, la ganancia conceptual debe balancearse con la complejidad de implementación y la sensibilidad de los supuestos para asegurar resultados trazables, estables y que ayuden a la previsibilidad.</w:t>
       </w:r>
     </w:p>
     <w:p>
@@ -26165,43 +27391,483 @@
           <w:numId w:val="3"/>
         </w:numPr>
       </w:pPr>
-      <w:bookmarkStart w:id="42" w:name="_Toc221446761"/>
+      <w:bookmarkStart w:id="40" w:name="_Toc221446761"/>
+      <w:proofErr w:type="spellStart"/>
       <w:r>
         <w:t>Anexo</w:t>
       </w:r>
-      <w:bookmarkEnd w:id="42"/>
-    </w:p>
-    <w:p>
-      <w:pPr>
-        <w:pStyle w:val="Heading1"/>
-        <w:numPr>
-          <w:ilvl w:val="0"/>
-          <w:numId w:val="3"/>
-        </w:numPr>
-      </w:pPr>
-      <w:bookmarkStart w:id="43" w:name="_Toc221446762"/>
-      <w:r>
-        <w:t>Referencia</w:t>
-      </w:r>
-      <w:r>
-        <w:t>s</w:t>
-      </w:r>
-      <w:bookmarkEnd w:id="43"/>
-    </w:p>
-    <w:p>
-      <w:pPr>
-        <w:pStyle w:val="Heading1"/>
-        <w:numPr>
-          <w:ilvl w:val="0"/>
-          <w:numId w:val="3"/>
-        </w:numPr>
-      </w:pPr>
-      <w:bookmarkStart w:id="44" w:name="_Toc221446763"/>
-      <w:r>
-        <w:t>Bibliografía</w:t>
-      </w:r>
-      <w:bookmarkEnd w:id="44"/>
-    </w:p>
+      <w:bookmarkEnd w:id="40"/>
+      <w:proofErr w:type="spellEnd"/>
+    </w:p>
+    <w:sdt>
+      <w:sdtPr>
+        <w:id w:val="817150943"/>
+        <w:docPartObj>
+          <w:docPartGallery w:val="Bibliographies"/>
+          <w:docPartUnique/>
+        </w:docPartObj>
+      </w:sdtPr>
+      <w:sdtEndPr>
+        <w:rPr>
+          <w:rFonts w:ascii="Aptos" w:eastAsia="Aptos" w:hAnsi="Aptos" w:cs="Aptos"/>
+          <w:color w:val="auto"/>
+          <w:sz w:val="22"/>
+          <w:szCs w:val="22"/>
+        </w:rPr>
+      </w:sdtEndPr>
+      <w:sdtContent>
+        <w:p>
+          <w:pPr>
+            <w:pStyle w:val="Heading1"/>
+            <w:numPr>
+              <w:ilvl w:val="0"/>
+              <w:numId w:val="3"/>
+            </w:numPr>
+          </w:pPr>
+          <w:r>
+            <w:t>Referenc</w:t>
+          </w:r>
+          <w:r>
+            <w:t>ias</w:t>
+          </w:r>
+        </w:p>
+        <w:sdt>
+          <w:sdtPr>
+            <w:id w:val="-573587230"/>
+            <w:bibliography/>
+          </w:sdtPr>
+          <w:sdtContent>
+            <w:p>
+              <w:pPr>
+                <w:pStyle w:val="Bibliography"/>
+                <w:ind w:left="720" w:hanging="720"/>
+                <w:rPr>
+                  <w:noProof/>
+                  <w:sz w:val="24"/>
+                  <w:szCs w:val="24"/>
+                </w:rPr>
+              </w:pPr>
+              <w:r>
+                <w:fldChar w:fldCharType="begin"/>
+              </w:r>
+              <w:r>
+                <w:instrText xml:space="preserve"> BIBLIOGRAPHY </w:instrText>
+              </w:r>
+              <w:r>
+                <w:fldChar w:fldCharType="separate"/>
+              </w:r>
+              <w:r>
+                <w:rPr>
+                  <w:noProof/>
+                </w:rPr>
+                <w:t xml:space="preserve">Senado y la Cámara de Diputados de la Nación Argentina. (1994). </w:t>
+              </w:r>
+              <w:r>
+                <w:rPr>
+                  <w:i/>
+                  <w:iCs/>
+                  <w:noProof/>
+                </w:rPr>
+                <w:t>Ley N° 24.449.</w:t>
+              </w:r>
+              <w:r>
+                <w:rPr>
+                  <w:noProof/>
+                </w:rPr>
+                <w:t xml:space="preserve"> </w:t>
+              </w:r>
+            </w:p>
+            <w:p>
+              <w:pPr>
+                <w:pStyle w:val="Bibliography"/>
+                <w:ind w:left="720" w:hanging="720"/>
+                <w:rPr>
+                  <w:noProof/>
+                  <w:lang w:val="en-US"/>
+                </w:rPr>
+              </w:pPr>
+              <w:r>
+                <w:rPr>
+                  <w:noProof/>
+                </w:rPr>
+                <w:t xml:space="preserve">Federación Argentina de Consejos Profesionales de Ciencias Económicas. (2018). Resolución de Junta de Gobierno N° 539/18. Normas para que los estados contables se expresen en </w:t>
+              </w:r>
+              <w:r>
+                <w:rPr>
+                  <w:noProof/>
+                </w:rPr>
+                <w:lastRenderedPageBreak/>
+                <w:t xml:space="preserve">moneda del poder adquisitivo de cierre en un contexto de inflación. </w:t>
+              </w:r>
+              <w:r>
+                <w:rPr>
+                  <w:noProof/>
+                  <w:lang w:val="en-US"/>
+                </w:rPr>
+                <w:t>Obtenido de https://www.facpce.org.ar/pdf/RESJG539-18.pdf</w:t>
+              </w:r>
+            </w:p>
+            <w:p>
+              <w:pPr>
+                <w:pStyle w:val="Bibliography"/>
+                <w:ind w:left="720" w:hanging="720"/>
+                <w:rPr>
+                  <w:noProof/>
+                  <w:lang w:val="en-US"/>
+                </w:rPr>
+              </w:pPr>
+              <w:r>
+                <w:rPr>
+                  <w:noProof/>
+                  <w:lang w:val="en-US"/>
+                </w:rPr>
+                <w:t xml:space="preserve">International Accounting Standards Board. (2004). </w:t>
+              </w:r>
+              <w:r>
+                <w:rPr>
+                  <w:i/>
+                  <w:iCs/>
+                  <w:noProof/>
+                  <w:lang w:val="en-US"/>
+                </w:rPr>
+                <w:t>International Financial Reporting Standards 4.</w:t>
+              </w:r>
+              <w:r>
+                <w:rPr>
+                  <w:noProof/>
+                  <w:lang w:val="en-US"/>
+                </w:rPr>
+                <w:t xml:space="preserve"> </w:t>
+              </w:r>
+            </w:p>
+            <w:p>
+              <w:pPr>
+                <w:pStyle w:val="Bibliography"/>
+                <w:ind w:left="720" w:hanging="720"/>
+                <w:rPr>
+                  <w:noProof/>
+                  <w:lang w:val="en-US"/>
+                </w:rPr>
+              </w:pPr>
+              <w:r>
+                <w:rPr>
+                  <w:noProof/>
+                  <w:lang w:val="en-US"/>
+                </w:rPr>
+                <w:t xml:space="preserve">International Accounting Standards Board. (2017). </w:t>
+              </w:r>
+              <w:r>
+                <w:rPr>
+                  <w:i/>
+                  <w:iCs/>
+                  <w:noProof/>
+                  <w:lang w:val="en-US"/>
+                </w:rPr>
+                <w:t>International Financial Reporting Standards: 17.</w:t>
+              </w:r>
+              <w:r>
+                <w:rPr>
+                  <w:noProof/>
+                  <w:lang w:val="en-US"/>
+                </w:rPr>
+                <w:t xml:space="preserve"> </w:t>
+              </w:r>
+            </w:p>
+            <w:p>
+              <w:pPr>
+                <w:pStyle w:val="Bibliography"/>
+                <w:ind w:left="720" w:hanging="720"/>
+                <w:rPr>
+                  <w:noProof/>
+                  <w:lang w:val="en-US"/>
+                </w:rPr>
+              </w:pPr>
+              <w:r>
+                <w:rPr>
+                  <w:noProof/>
+                  <w:lang w:val="en-US"/>
+                </w:rPr>
+                <w:t xml:space="preserve">JP Morgan. (2005). </w:t>
+              </w:r>
+              <w:r>
+                <w:rPr>
+                  <w:i/>
+                  <w:iCs/>
+                  <w:noProof/>
+                  <w:lang w:val="en-US"/>
+                </w:rPr>
+                <w:t>Credit Derivatives: A Primer. JP Morgan Credit Derivatives and Quantitative Research.</w:t>
+              </w:r>
+              <w:r>
+                <w:rPr>
+                  <w:noProof/>
+                  <w:lang w:val="en-US"/>
+                </w:rPr>
+                <w:t xml:space="preserve"> </w:t>
+              </w:r>
+            </w:p>
+            <w:p>
+              <w:pPr>
+                <w:pStyle w:val="Bibliography"/>
+                <w:ind w:left="720" w:hanging="720"/>
+                <w:rPr>
+                  <w:noProof/>
+                  <w:lang w:val="en-US"/>
+                </w:rPr>
+              </w:pPr>
+              <w:r>
+                <w:rPr>
+                  <w:noProof/>
+                </w:rPr>
+                <w:t xml:space="preserve">Nelson, C. R., &amp; Siegel, A. F. (1987). </w:t>
+              </w:r>
+              <w:r>
+                <w:rPr>
+                  <w:noProof/>
+                  <w:lang w:val="en-US"/>
+                </w:rPr>
+                <w:t xml:space="preserve">Parsimonious modeling of yield curves. </w:t>
+              </w:r>
+              <w:r>
+                <w:rPr>
+                  <w:i/>
+                  <w:iCs/>
+                  <w:noProof/>
+                  <w:lang w:val="en-US"/>
+                </w:rPr>
+                <w:t>The Journal of Business, 60</w:t>
+              </w:r>
+              <w:r>
+                <w:rPr>
+                  <w:noProof/>
+                  <w:lang w:val="en-US"/>
+                </w:rPr>
+                <w:t>(4), 473-489. doi:10.1086/296409</w:t>
+              </w:r>
+            </w:p>
+            <w:p>
+              <w:pPr>
+                <w:pStyle w:val="Bibliography"/>
+                <w:ind w:left="720" w:hanging="720"/>
+                <w:rPr>
+                  <w:noProof/>
+                </w:rPr>
+              </w:pPr>
+              <w:r>
+                <w:rPr>
+                  <w:noProof/>
+                  <w:lang w:val="en-US"/>
+                </w:rPr>
+                <w:t xml:space="preserve">SHERMAN, R. E. (1999). </w:t>
+              </w:r>
+              <w:r>
+                <w:rPr>
+                  <w:i/>
+                  <w:iCs/>
+                  <w:noProof/>
+                  <w:lang w:val="en-US"/>
+                </w:rPr>
+                <w:t>EXTRAPOLATING, SMOOTHlNG, AND INTERPOLATING DEVELOPMENT FACTORS.</w:t>
+              </w:r>
+              <w:r>
+                <w:rPr>
+                  <w:noProof/>
+                  <w:lang w:val="en-US"/>
+                </w:rPr>
+                <w:t xml:space="preserve"> </w:t>
+              </w:r>
+              <w:r>
+                <w:rPr>
+                  <w:noProof/>
+                </w:rPr>
+                <w:t>Obtenido de https://www.casact.org/sites/default/files/database/proceed_proceed84_84122.pdf</w:t>
+              </w:r>
+            </w:p>
+            <w:p>
+              <w:pPr>
+                <w:pStyle w:val="Bibliography"/>
+                <w:ind w:left="720" w:hanging="720"/>
+                <w:rPr>
+                  <w:noProof/>
+                </w:rPr>
+              </w:pPr>
+              <w:r>
+                <w:rPr>
+                  <w:noProof/>
+                </w:rPr>
+                <w:t xml:space="preserve">Superintencencia de Seguros de la Nación. (1967). </w:t>
+              </w:r>
+              <w:r>
+                <w:rPr>
+                  <w:i/>
+                  <w:iCs/>
+                  <w:noProof/>
+                </w:rPr>
+                <w:t>Ley N° 17418.</w:t>
+              </w:r>
+              <w:r>
+                <w:rPr>
+                  <w:noProof/>
+                </w:rPr>
+                <w:t xml:space="preserve"> Obtenido de https://servicios.infoleg.gob.ar/infolegInternet/anexos/35000-39999/39520/norma.htm</w:t>
+              </w:r>
+            </w:p>
+            <w:p>
+              <w:pPr>
+                <w:pStyle w:val="Bibliography"/>
+                <w:ind w:left="720" w:hanging="720"/>
+                <w:rPr>
+                  <w:noProof/>
+                </w:rPr>
+              </w:pPr>
+              <w:r>
+                <w:rPr>
+                  <w:noProof/>
+                </w:rPr>
+                <w:t xml:space="preserve">Superintencencia de Seguros de la Nación. (2023). </w:t>
+              </w:r>
+              <w:r>
+                <w:rPr>
+                  <w:i/>
+                  <w:iCs/>
+                  <w:noProof/>
+                </w:rPr>
+                <w:t>RESOL-2023-353-APN-SSN#ME.</w:t>
+              </w:r>
+              <w:r>
+                <w:rPr>
+                  <w:noProof/>
+                </w:rPr>
+                <w:t xml:space="preserve"> </w:t>
+              </w:r>
+            </w:p>
+            <w:p>
+              <w:pPr>
+                <w:pStyle w:val="Bibliography"/>
+                <w:ind w:left="720" w:hanging="720"/>
+                <w:rPr>
+                  <w:noProof/>
+                </w:rPr>
+              </w:pPr>
+              <w:r>
+                <w:rPr>
+                  <w:noProof/>
+                </w:rPr>
+                <w:t xml:space="preserve">Superintendencia de Seguros de la Nación. (2014). </w:t>
+              </w:r>
+              <w:r>
+                <w:rPr>
+                  <w:i/>
+                  <w:iCs/>
+                  <w:noProof/>
+                </w:rPr>
+                <w:t>Reglamento General de la Actividad Aseguradora.</w:t>
+              </w:r>
+              <w:r>
+                <w:rPr>
+                  <w:noProof/>
+                </w:rPr>
+                <w:t xml:space="preserve"> </w:t>
+              </w:r>
+            </w:p>
+            <w:p>
+              <w:pPr>
+                <w:pStyle w:val="Bibliography"/>
+                <w:ind w:left="720" w:hanging="720"/>
+                <w:rPr>
+                  <w:noProof/>
+                </w:rPr>
+              </w:pPr>
+              <w:r>
+                <w:rPr>
+                  <w:noProof/>
+                </w:rPr>
+                <w:t>Superintendencia de Seguros de la Nación. (2025). RESOL-2025-387-APN-SSN#MEC. Superintendencia de Seguros de la Nación.</w:t>
+              </w:r>
+            </w:p>
+            <w:p>
+              <w:pPr>
+                <w:pStyle w:val="Bibliography"/>
+                <w:ind w:left="720" w:hanging="720"/>
+                <w:rPr>
+                  <w:noProof/>
+                </w:rPr>
+              </w:pPr>
+              <w:r>
+                <w:rPr>
+                  <w:noProof/>
+                  <w:lang w:val="en-US"/>
+                </w:rPr>
+                <w:t xml:space="preserve">Swiss Re Institute. (2024). </w:t>
+              </w:r>
+              <w:r>
+                <w:rPr>
+                  <w:i/>
+                  <w:iCs/>
+                  <w:noProof/>
+                  <w:lang w:val="en-US"/>
+                </w:rPr>
+                <w:t>Latin America market report 2024: Growth to decelerate as global risks rise.</w:t>
+              </w:r>
+              <w:r>
+                <w:rPr>
+                  <w:noProof/>
+                  <w:lang w:val="en-US"/>
+                </w:rPr>
+                <w:t xml:space="preserve"> </w:t>
+              </w:r>
+              <w:r>
+                <w:rPr>
+                  <w:noProof/>
+                </w:rPr>
+                <w:t>Swiss Re Institute. Obtenido de https://www.swissre.com/dam/jcr%3Aecf50ea0-a7a6-4ff0-91ee-84df20fd1f47/swiss-re-institute-expertise-publication-latam-regional-market-report-2024.pdf</w:t>
+              </w:r>
+            </w:p>
+            <w:p>
+              <w:pPr>
+                <w:pStyle w:val="Bibliography"/>
+                <w:ind w:left="720" w:hanging="720"/>
+                <w:rPr>
+                  <w:noProof/>
+                </w:rPr>
+              </w:pPr>
+              <w:r>
+                <w:rPr>
+                  <w:noProof/>
+                  <w:lang w:val="en-US"/>
+                </w:rPr>
+                <w:t xml:space="preserve">Verrall, P. D. (2002). Stochastic Claims Reserving in General Insurance. </w:t>
+              </w:r>
+              <w:r>
+                <w:rPr>
+                  <w:i/>
+                  <w:iCs/>
+                  <w:noProof/>
+                </w:rPr>
+                <w:t>British Actuarial Journal</w:t>
+              </w:r>
+              <w:r>
+                <w:rPr>
+                  <w:noProof/>
+                </w:rPr>
+                <w:t>. doi:10.1017/S1357321700003809</w:t>
+              </w:r>
+            </w:p>
+            <w:p>
+              <w:r>
+                <w:rPr>
+                  <w:b/>
+                  <w:bCs/>
+                  <w:noProof/>
+                </w:rPr>
+                <w:fldChar w:fldCharType="end"/>
+              </w:r>
+            </w:p>
+          </w:sdtContent>
+        </w:sdt>
+      </w:sdtContent>
+    </w:sdt>
+    <w:p/>
     <w:p>
       <w:pPr>
         <w:jc w:val="both"/>
@@ -26235,7 +27901,7 @@
       </w:pPr>
     </w:p>
     <w:sectPr>
-      <w:headerReference w:type="default" r:id="rId37"/>
+      <w:headerReference w:type="default" r:id="rId36"/>
       <w:pgSz w:w="12240" w:h="15840"/>
       <w:pgMar w:top="1440" w:right="1440" w:bottom="1440" w:left="1440" w:header="720" w:footer="720" w:gutter="0"/>
       <w:pgNumType w:start="1"/>
@@ -26273,70 +27939,18 @@
       </w:r>
     </w:p>
   </w:comment>
-  <w:comment w:id="10" w:author="Alex Dan Burs" w:date="2026-01-22T23:37:00Z" w:initials="">
-    <w:p>
-      <w:pPr>
-        <w:widowControl w:val="0"/>
-        <w:pBdr>
-          <w:top w:val="nil"/>
-          <w:left w:val="nil"/>
-          <w:bottom w:val="nil"/>
-          <w:right w:val="nil"/>
-          <w:between w:val="nil"/>
-        </w:pBdr>
-        <w:spacing w:after="0" w:line="240" w:lineRule="auto"/>
-        <w:rPr>
-          <w:rFonts w:ascii="Arial" w:eastAsia="Arial" w:hAnsi="Arial" w:cs="Arial"/>
-          <w:color w:val="000000"/>
-        </w:rPr>
-      </w:pPr>
-      <w:r>
-        <w:rPr>
-          <w:rFonts w:ascii="Arial" w:eastAsia="Arial" w:hAnsi="Arial" w:cs="Arial"/>
-          <w:color w:val="000000"/>
-        </w:rPr>
-        <w:t>https://www.swissre.com/dam/jcr%3Aecf50ea0-a7a6-4ff0-91ee-84df20fd1f47/swiss-re-institute-expertise-publication-latam-regional-market-report-2024.pdf</w:t>
-      </w:r>
-    </w:p>
-  </w:comment>
-  <w:comment w:id="40" w:author="Alex" w:date="2026-02-08T16:19:00Z" w:initials="A">
-    <w:p>
-      <w:pPr>
-        <w:pStyle w:val="CommentText"/>
-      </w:pPr>
-      <w:r>
-        <w:rPr>
-          <w:rStyle w:val="CommentReference"/>
-        </w:rPr>
-        <w:annotationRef/>
-      </w:r>
-      <w:r>
-        <w:t>Save</w:t>
-      </w:r>
-    </w:p>
-  </w:comment>
 </w:comments>
 </file>
 
 <file path=word/commentsExtended.xml><?xml version="1.0" encoding="utf-8"?>
 <w15:commentsEx xmlns:wpc="http://schemas.microsoft.com/office/word/2010/wordprocessingCanvas" xmlns:cx="http://schemas.microsoft.com/office/drawing/2014/chartex" xmlns:cx1="http://schemas.microsoft.com/office/drawing/2015/9/8/chartex" xmlns:cx2="http://schemas.microsoft.com/office/drawing/2015/10/21/chartex" xmlns:cx3="http://schemas.microsoft.com/office/drawing/2016/5/9/chartex" xmlns:cx4="http://schemas.microsoft.com/office/drawing/2016/5/10/chartex" xmlns:cx5="http://schemas.microsoft.com/office/drawing/2016/5/11/chartex" xmlns:cx6="http://schemas.microsoft.com/office/drawing/2016/5/12/chartex" xmlns:cx7="http://schemas.microsoft.com/office/drawing/2016/5/13/chartex" xmlns:cx8="http://schemas.microsoft.com/office/drawing/2016/5/14/chartex" xmlns:mc="http://schemas.openxmlformats.org/markup-compatibility/2006" xmlns:aink="http://schemas.microsoft.com/office/drawing/2016/ink" xmlns:am3d="http://schemas.microsoft.com/office/drawing/2017/model3d" xmlns:o="urn:schemas-microsoft-com:office:office" xmlns:oel="http://schemas.microsoft.com/office/2019/extlst" xmlns:r="http://schemas.openxmlformats.org/officeDocument/2006/relationships" xmlns:m="http://schemas.openxmlformats.org/officeDocument/2006/math" xmlns:v="urn:schemas-microsoft-com:vml" xmlns:wp14="http://schemas.microsoft.com/office/word/2010/wordprocessingDrawing" xmlns:wp="http://schemas.openxmlformats.org/drawingml/2006/wordprocessingDrawing" xmlns:w10="urn:schemas-microsoft-com:office:word" xmlns:w="http://schemas.openxmlformats.org/wordprocessingml/2006/main" xmlns:w14="http://schemas.microsoft.com/office/word/2010/wordml" xmlns:w15="http://schemas.microsoft.com/office/word/2012/wordml" xmlns:w16cex="http://schemas.microsoft.com/office/word/2018/wordml/cex" xmlns:w16cid="http://schemas.microsoft.com/office/word/2016/wordml/cid" xmlns:w16="http://schemas.microsoft.com/office/word/2018/wordml" xmlns:w16du="http://schemas.microsoft.com/office/word/2023/wordml/word16du" xmlns:w16sdtdh="http://schemas.microsoft.com/office/word/2020/wordml/sdtdatahash" xmlns:w16sdtfl="http://schemas.microsoft.com/office/word/2024/wordml/sdtformatlock" xmlns:w16se="http://schemas.microsoft.com/office/word/2015/wordml/symex" xmlns:wpg="http://schemas.microsoft.com/office/word/2010/wordprocessingGroup" xmlns:wpi="http://schemas.microsoft.com/office/word/2010/wordprocessingInk" xmlns:wne="http://schemas.microsoft.com/office/word/2006/wordml" xmlns:wps="http://schemas.microsoft.com/office/word/2010/wordprocessingShape" mc:Ignorable="w14 w15 w16se w16cid w16 w16cex w16sdtdh w16sdtfl w16du wp14">
   <w15:commentEx w15:paraId="000001A7" w15:done="0"/>
-  <w15:commentEx w15:paraId="00000195" w15:done="0"/>
-  <w15:commentEx w15:paraId="117D7787" w15:done="0"/>
 </w15:commentsEx>
-</file>
-
-<file path=word/commentsExtensible.xml><?xml version="1.0" encoding="utf-8"?>
-<w16cex:commentsExtensible xmlns:wpc="http://schemas.microsoft.com/office/word/2010/wordprocessingCanvas" xmlns:cx="http://schemas.microsoft.com/office/drawing/2014/chartex" xmlns:cx1="http://schemas.microsoft.com/office/drawing/2015/9/8/chartex" xmlns:cx2="http://schemas.microsoft.com/office/drawing/2015/10/21/chartex" xmlns:cx3="http://schemas.microsoft.com/office/drawing/2016/5/9/chartex" xmlns:cx4="http://schemas.microsoft.com/office/drawing/2016/5/10/chartex" xmlns:cx5="http://schemas.microsoft.com/office/drawing/2016/5/11/chartex" xmlns:cx6="http://schemas.microsoft.com/office/drawing/2016/5/12/chartex" xmlns:cx7="http://schemas.microsoft.com/office/drawing/2016/5/13/chartex" xmlns:cx8="http://schemas.microsoft.com/office/drawing/2016/5/14/chartex" xmlns:cr="http://schemas.microsoft.com/office/comments/2020/reactions" xmlns:mc="http://schemas.openxmlformats.org/markup-compatibility/2006" xmlns:aink="http://schemas.microsoft.com/office/drawing/2016/ink" xmlns:am3d="http://schemas.microsoft.com/office/drawing/2017/model3d" xmlns:o="urn:schemas-microsoft-com:office:office" xmlns:oel="http://schemas.microsoft.com/office/2019/extlst" xmlns:r="http://schemas.openxmlformats.org/officeDocument/2006/relationships" xmlns:m="http://schemas.openxmlformats.org/officeDocument/2006/math" xmlns:v="urn:schemas-microsoft-com:vml" xmlns:wp14="http://schemas.microsoft.com/office/word/2010/wordprocessingDrawing" xmlns:wp="http://schemas.openxmlformats.org/drawingml/2006/wordprocessingDrawing" xmlns:w10="urn:schemas-microsoft-com:office:word" xmlns:w="http://schemas.openxmlformats.org/wordprocessingml/2006/main" xmlns:w14="http://schemas.microsoft.com/office/word/2010/wordml" xmlns:w15="http://schemas.microsoft.com/office/word/2012/wordml" xmlns:w16cex="http://schemas.microsoft.com/office/word/2018/wordml/cex" xmlns:w16cid="http://schemas.microsoft.com/office/word/2016/wordml/cid" xmlns:w16="http://schemas.microsoft.com/office/word/2018/wordml" xmlns:w16du="http://schemas.microsoft.com/office/word/2023/wordml/word16du" xmlns:w16sdtdh="http://schemas.microsoft.com/office/word/2020/wordml/sdtdatahash" xmlns:w16sdtfl="http://schemas.microsoft.com/office/word/2024/wordml/sdtformatlock" xmlns:w16se="http://schemas.microsoft.com/office/word/2015/wordml/symex" xmlns:wpg="http://schemas.microsoft.com/office/word/2010/wordprocessingGroup" xmlns:wpi="http://schemas.microsoft.com/office/word/2010/wordprocessingInk" xmlns:wne="http://schemas.microsoft.com/office/word/2006/wordml" xmlns:wps="http://schemas.microsoft.com/office/word/2010/wordprocessingShape" mc:Ignorable="w14 w15 w16se w16cid w16 w16cex w16sdtdh w16sdtfl cr w16du wp14">
-  <w16cex:commentExtensible w16cex:durableId="670CE50B" w16cex:dateUtc="2026-02-08T19:19:00Z"/>
-</w16cex:commentsExtensible>
 </file>
 
 <file path=word/commentsIds.xml><?xml version="1.0" encoding="utf-8"?>
 <w16cid:commentsIds xmlns:wpc="http://schemas.microsoft.com/office/word/2010/wordprocessingCanvas" xmlns:cx="http://schemas.microsoft.com/office/drawing/2014/chartex" xmlns:cx1="http://schemas.microsoft.com/office/drawing/2015/9/8/chartex" xmlns:cx2="http://schemas.microsoft.com/office/drawing/2015/10/21/chartex" xmlns:cx3="http://schemas.microsoft.com/office/drawing/2016/5/9/chartex" xmlns:cx4="http://schemas.microsoft.com/office/drawing/2016/5/10/chartex" xmlns:cx5="http://schemas.microsoft.com/office/drawing/2016/5/11/chartex" xmlns:cx6="http://schemas.microsoft.com/office/drawing/2016/5/12/chartex" xmlns:cx7="http://schemas.microsoft.com/office/drawing/2016/5/13/chartex" xmlns:cx8="http://schemas.microsoft.com/office/drawing/2016/5/14/chartex" xmlns:mc="http://schemas.openxmlformats.org/markup-compatibility/2006" xmlns:aink="http://schemas.microsoft.com/office/drawing/2016/ink" xmlns:am3d="http://schemas.microsoft.com/office/drawing/2017/model3d" xmlns:o="urn:schemas-microsoft-com:office:office" xmlns:oel="http://schemas.microsoft.com/office/2019/extlst" xmlns:r="http://schemas.openxmlformats.org/officeDocument/2006/relationships" xmlns:m="http://schemas.openxmlformats.org/officeDocument/2006/math" xmlns:v="urn:schemas-microsoft-com:vml" xmlns:wp14="http://schemas.microsoft.com/office/word/2010/wordprocessingDrawing" xmlns:wp="http://schemas.openxmlformats.org/drawingml/2006/wordprocessingDrawing" xmlns:w10="urn:schemas-microsoft-com:office:word" xmlns:w="http://schemas.openxmlformats.org/wordprocessingml/2006/main" xmlns:w14="http://schemas.microsoft.com/office/word/2010/wordml" xmlns:w15="http://schemas.microsoft.com/office/word/2012/wordml" xmlns:w16cex="http://schemas.microsoft.com/office/word/2018/wordml/cex" xmlns:w16cid="http://schemas.microsoft.com/office/word/2016/wordml/cid" xmlns:w16="http://schemas.microsoft.com/office/word/2018/wordml" xmlns:w16du="http://schemas.microsoft.com/office/word/2023/wordml/word16du" xmlns:w16sdtdh="http://schemas.microsoft.com/office/word/2020/wordml/sdtdatahash" xmlns:w16sdtfl="http://schemas.microsoft.com/office/word/2024/wordml/sdtformatlock" xmlns:w16se="http://schemas.microsoft.com/office/word/2015/wordml/symex" xmlns:wpg="http://schemas.microsoft.com/office/word/2010/wordprocessingGroup" xmlns:wpi="http://schemas.microsoft.com/office/word/2010/wordprocessingInk" xmlns:wne="http://schemas.microsoft.com/office/word/2006/wordml" xmlns:wps="http://schemas.microsoft.com/office/word/2010/wordprocessingShape" mc:Ignorable="w14 w15 w16se w16cid w16 w16cex w16sdtdh w16sdtfl w16du wp14">
   <w16cid:commentId w16cid:paraId="000001A7" w16cid:durableId="000001A7"/>
-  <w16cid:commentId w16cid:paraId="00000195" w16cid:durableId="00000195"/>
-  <w16cid:commentId w16cid:paraId="117D7787" w16cid:durableId="670CE50B"/>
 </w16cid:commentsIds>
 </file>
 
@@ -28326,14 +29940,6 @@
     <w:abstractNumId w:val="1"/>
   </w:num>
 </w:numbering>
-</file>
-
-<file path=word/people.xml><?xml version="1.0" encoding="utf-8"?>
-<w15:people xmlns:wpc="http://schemas.microsoft.com/office/word/2010/wordprocessingCanvas" xmlns:cx="http://schemas.microsoft.com/office/drawing/2014/chartex" xmlns:cx1="http://schemas.microsoft.com/office/drawing/2015/9/8/chartex" xmlns:cx2="http://schemas.microsoft.com/office/drawing/2015/10/21/chartex" xmlns:cx3="http://schemas.microsoft.com/office/drawing/2016/5/9/chartex" xmlns:cx4="http://schemas.microsoft.com/office/drawing/2016/5/10/chartex" xmlns:cx5="http://schemas.microsoft.com/office/drawing/2016/5/11/chartex" xmlns:cx6="http://schemas.microsoft.com/office/drawing/2016/5/12/chartex" xmlns:cx7="http://schemas.microsoft.com/office/drawing/2016/5/13/chartex" xmlns:cx8="http://schemas.microsoft.com/office/drawing/2016/5/14/chartex" xmlns:mc="http://schemas.openxmlformats.org/markup-compatibility/2006" xmlns:aink="http://schemas.microsoft.com/office/drawing/2016/ink" xmlns:am3d="http://schemas.microsoft.com/office/drawing/2017/model3d" xmlns:o="urn:schemas-microsoft-com:office:office" xmlns:oel="http://schemas.microsoft.com/office/2019/extlst" xmlns:r="http://schemas.openxmlformats.org/officeDocument/2006/relationships" xmlns:m="http://schemas.openxmlformats.org/officeDocument/2006/math" xmlns:v="urn:schemas-microsoft-com:vml" xmlns:wp14="http://schemas.microsoft.com/office/word/2010/wordprocessingDrawing" xmlns:wp="http://schemas.openxmlformats.org/drawingml/2006/wordprocessingDrawing" xmlns:w10="urn:schemas-microsoft-com:office:word" xmlns:w="http://schemas.openxmlformats.org/wordprocessingml/2006/main" xmlns:w14="http://schemas.microsoft.com/office/word/2010/wordml" xmlns:w15="http://schemas.microsoft.com/office/word/2012/wordml" xmlns:w16cex="http://schemas.microsoft.com/office/word/2018/wordml/cex" xmlns:w16cid="http://schemas.microsoft.com/office/word/2016/wordml/cid" xmlns:w16="http://schemas.microsoft.com/office/word/2018/wordml" xmlns:w16du="http://schemas.microsoft.com/office/word/2023/wordml/word16du" xmlns:w16sdtdh="http://schemas.microsoft.com/office/word/2020/wordml/sdtdatahash" xmlns:w16sdtfl="http://schemas.microsoft.com/office/word/2024/wordml/sdtformatlock" xmlns:w16se="http://schemas.microsoft.com/office/word/2015/wordml/symex" xmlns:wpg="http://schemas.microsoft.com/office/word/2010/wordprocessingGroup" xmlns:wpi="http://schemas.microsoft.com/office/word/2010/wordprocessingInk" xmlns:wne="http://schemas.microsoft.com/office/word/2006/wordml" xmlns:wps="http://schemas.microsoft.com/office/word/2010/wordprocessingShape" mc:Ignorable="w14 w15 w16se w16cid w16 w16cex w16sdtdh w16sdtfl w16du wp14">
-  <w15:person w15:author="Alex">
-    <w15:presenceInfo w15:providerId="None" w15:userId="Alex"/>
-  </w15:person>
-</w15:people>
 </file>
 
 <file path=word/styles.xml><?xml version="1.0" encoding="utf-8"?>
@@ -29520,6 +31126,14 @@
       <w:spacing w:after="100"/>
       <w:ind w:left="660"/>
     </w:pPr>
+  </w:style>
+  <w:style w:type="paragraph" w:styleId="Bibliography">
+    <w:name w:val="Bibliography"/>
+    <w:basedOn w:val="Normal"/>
+    <w:next w:val="Normal"/>
+    <w:uiPriority w:val="37"/>
+    <w:unhideWhenUsed/>
+    <w:rsid w:val="0077614E"/>
   </w:style>
 </w:styles>
 </file>
@@ -31177,6 +32791,23 @@
     <b:DOI>10.1017/S1357321700003809</b:DOI>
     <b:RefOrder>10</b:RefOrder>
   </b:Source>
+  <b:Source>
+    <b:Tag>Swi24</b:Tag>
+    <b:SourceType>Report</b:SourceType>
+    <b:Guid>{CA6E202D-84A3-4895-BF97-4D7E2EC05E87}</b:Guid>
+    <b:Title>Latin America market report 2024: Growth to decelerate as global risks rise</b:Title>
+    <b:Year>2024</b:Year>
+    <b:LCID>es-AR</b:LCID>
+    <b:Author>
+      <b:Author>
+        <b:Corporate>Swiss Re Institute</b:Corporate>
+      </b:Author>
+    </b:Author>
+    <b:Publisher>Swiss Re Institute</b:Publisher>
+    <b:URL>https://www.swissre.com/dam/jcr%3Aecf50ea0-a7a6-4ff0-91ee-84df20fd1f47/swiss-re-institute-expertise-publication-latam-regional-market-report-2024.pdf</b:URL>
+    <b:Pages>5-12</b:Pages>
+    <b:RefOrder>13</b:RefOrder>
+  </b:Source>
 </b:Sources>
 </file>
 
@@ -31190,7 +32821,7 @@
 </file>
 
 <file path=customXml/itemProps2.xml><?xml version="1.0" encoding="utf-8"?>
-<ds:datastoreItem xmlns:ds="http://schemas.openxmlformats.org/officeDocument/2006/customXml" ds:itemID="{F79A3E80-6037-437E-B42E-70E6E1CD3084}">
+<ds:datastoreItem xmlns:ds="http://schemas.openxmlformats.org/officeDocument/2006/customXml" ds:itemID="{02005CE9-B47A-4DAA-8530-5B02F86A9008}">
   <ds:schemaRefs>
     <ds:schemaRef ds:uri="http://schemas.openxmlformats.org/officeDocument/2006/bibliography"/>
   </ds:schemaRefs>
